--- a/projects/valuepickr-open-screen/docs/Lumax Industries Ltd.docx
+++ b/projects/valuepickr-open-screen/docs/Lumax Industries Ltd.docx
@@ -99,61 +99,34 @@
           </w:tcPr>
           <w:p>
             <w:r>
-              <w:t xml:space="preserve">~Rs 5,700-5,750 Cr (price ~Rs 4,000s-5,000s range)</w:t>
-            </w:r>
-          </w:p>
-        </w:tc>
-      </w:tr>
-      <w:tr>
-        <w:tc>
-          <w:tcPr>
-            <w:tcW w:type="dxa" w:w="3200"/>
-            <w:shd w:fill="F2F2F2" w:val="clear"/>
-          </w:tcPr>
-          <w:p>
-            <w:r>
-              <w:rPr>
-                <w:b/>
-                <w:bCs/>
-              </w:rPr>
-              <w:t xml:space="preserve">52-week range</w:t>
-            </w:r>
-          </w:p>
-        </w:tc>
-        <w:tc>
-          <w:tcPr>
-            <w:tcW w:type="dxa" w:w="5800"/>
-          </w:tcPr>
-          <w:p>
-            <w:r>
-              <w:t xml:space="preserve">~Rs 4,055 - Rs 6,970</w:t>
-            </w:r>
-          </w:p>
-        </w:tc>
-      </w:tr>
-      <w:tr>
-        <w:tc>
-          <w:tcPr>
-            <w:tcW w:type="dxa" w:w="3200"/>
-            <w:shd w:fill="F2F2F2" w:val="clear"/>
-          </w:tcPr>
-          <w:p>
-            <w:r>
-              <w:rPr>
-                <w:b/>
-                <w:bCs/>
-              </w:rPr>
-              <w:t xml:space="preserve">Revenue</w:t>
-            </w:r>
-          </w:p>
-        </w:tc>
-        <w:tc>
-          <w:tcPr>
-            <w:tcW w:type="dxa" w:w="5800"/>
-          </w:tcPr>
-          <w:p>
-            <w:r>
-              <w:t xml:space="preserve">~Rs 4,485 Cr</w:t>
+              <w:t xml:space="preserve">~Rs 5,350 Cr (price ~Rs 5,724, Sep-2026)</w:t>
+            </w:r>
+          </w:p>
+        </w:tc>
+      </w:tr>
+      <w:tr>
+        <w:tc>
+          <w:tcPr>
+            <w:tcW w:type="dxa" w:w="3200"/>
+            <w:shd w:fill="F2F2F2" w:val="clear"/>
+          </w:tcPr>
+          <w:p>
+            <w:r>
+              <w:rPr>
+                <w:b/>
+                <w:bCs/>
+              </w:rPr>
+              <w:t xml:space="preserve">Revenue (FY26)</w:t>
+            </w:r>
+          </w:p>
+        </w:tc>
+        <w:tc>
+          <w:tcPr>
+            <w:tcW w:type="dxa" w:w="5800"/>
+          </w:tcPr>
+          <w:p>
+            <w:r>
+              <w:t xml:space="preserve">Rs 4,184 Cr, record, +23% YoY; Q1 FY27 (Jun-26) +32.6% YoY to Rs 1,223 Cr</w:t>
             </w:r>
           </w:p>
         </w:tc>
@@ -180,34 +153,142 @@
           </w:tcPr>
           <w:p>
             <w:r>
-              <w:t xml:space="preserve">~24% CAGR (vs auto-ancillary industry median ~14%)</w:t>
-            </w:r>
-          </w:p>
-        </w:tc>
-      </w:tr>
-      <w:tr>
-        <w:tc>
-          <w:tcPr>
-            <w:tcW w:type="dxa" w:w="3200"/>
-            <w:shd w:fill="F2F2F2" w:val="clear"/>
-          </w:tcPr>
-          <w:p>
-            <w:r>
-              <w:rPr>
-                <w:b/>
-                <w:bCs/>
-              </w:rPr>
-              <w:t xml:space="preserve">Profit</w:t>
-            </w:r>
-          </w:p>
-        </w:tc>
-        <w:tc>
-          <w:tcPr>
-            <w:tcW w:type="dxa" w:w="5800"/>
-          </w:tcPr>
-          <w:p>
-            <w:r>
-              <w:t xml:space="preserve">~Rs 187 Cr</w:t>
+              <w:t xml:space="preserve">FY22-26: +23%,+32.5%,+13.7%,+28.9%,+23% YoY -- accelerating again into Q1 FY27 (+32.6%)</w:t>
+            </w:r>
+          </w:p>
+        </w:tc>
+      </w:tr>
+      <w:tr>
+        <w:tc>
+          <w:tcPr>
+            <w:tcW w:type="dxa" w:w="3200"/>
+            <w:shd w:fill="F2F2F2" w:val="clear"/>
+          </w:tcPr>
+          <w:p>
+            <w:r>
+              <w:rPr>
+                <w:b/>
+                <w:bCs/>
+              </w:rPr>
+              <w:t xml:space="preserve">Profit (FY26)</w:t>
+            </w:r>
+          </w:p>
+        </w:tc>
+        <w:tc>
+          <w:tcPr>
+            <w:tcW w:type="dxa" w:w="5800"/>
+          </w:tcPr>
+          <w:p>
+            <w:r>
+              <w:t xml:space="preserve">Rs 172 Cr, +23.3% YoY; Q1 FY27 PAT +41.2% YoY</w:t>
+            </w:r>
+          </w:p>
+        </w:tc>
+      </w:tr>
+      <w:tr>
+        <w:tc>
+          <w:tcPr>
+            <w:tcW w:type="dxa" w:w="3200"/>
+            <w:shd w:fill="F2F2F2" w:val="clear"/>
+          </w:tcPr>
+          <w:p>
+            <w:r>
+              <w:rPr>
+                <w:b/>
+                <w:bCs/>
+              </w:rPr>
+              <w:t xml:space="preserve">OPM/EBITDA margin</w:t>
+            </w:r>
+          </w:p>
+        </w:tc>
+        <w:tc>
+          <w:tcPr>
+            <w:tcW w:type="dxa" w:w="5800"/>
+          </w:tcPr>
+          <w:p>
+            <w:r>
+              <w:t xml:space="preserve">7%(FY21)-&gt;8%-&gt;9%-&gt;9%-&gt;8%-&gt;10%(FY26); mgmt guides 12-13% within 2 years, but flagged part of the recent beat as 'exceptional tooling profitability'</w:t>
+            </w:r>
+          </w:p>
+        </w:tc>
+      </w:tr>
+      <w:tr>
+        <w:tc>
+          <w:tcPr>
+            <w:tcW w:type="dxa" w:w="3200"/>
+            <w:shd w:fill="F2F2F2" w:val="clear"/>
+          </w:tcPr>
+          <w:p>
+            <w:r>
+              <w:rPr>
+                <w:b/>
+                <w:bCs/>
+              </w:rPr>
+              <w:t xml:space="preserve">ROCE</w:t>
+            </w:r>
+          </w:p>
+        </w:tc>
+        <w:tc>
+          <w:tcPr>
+            <w:tcW w:type="dxa" w:w="5800"/>
+          </w:tcPr>
+          <w:p>
+            <w:r>
+              <w:t xml:space="preserve">19%(FY22)-&gt;17%-&gt;16%-&gt;18%(FY25) -- stable in a 16-19% band through a heavy capex phase</w:t>
+            </w:r>
+          </w:p>
+        </w:tc>
+      </w:tr>
+      <w:tr>
+        <w:tc>
+          <w:tcPr>
+            <w:tcW w:type="dxa" w:w="3200"/>
+            <w:shd w:fill="F2F2F2" w:val="clear"/>
+          </w:tcPr>
+          <w:p>
+            <w:r>
+              <w:rPr>
+                <w:b/>
+                <w:bCs/>
+              </w:rPr>
+              <w:t xml:space="preserve">Debt</w:t>
+            </w:r>
+          </w:p>
+        </w:tc>
+        <w:tc>
+          <w:tcPr>
+            <w:tcW w:type="dxa" w:w="5800"/>
+          </w:tcPr>
+          <w:p>
+            <w:r>
+              <w:t xml:space="preserve">Borrowings up from Rs 401 Cr (FY22) to Rs 973 Cr (FY26) -- funding the Bangalore LED-capacity expansion</w:t>
+            </w:r>
+          </w:p>
+        </w:tc>
+      </w:tr>
+      <w:tr>
+        <w:tc>
+          <w:tcPr>
+            <w:tcW w:type="dxa" w:w="3200"/>
+            <w:shd w:fill="F2F2F2" w:val="clear"/>
+          </w:tcPr>
+          <w:p>
+            <w:r>
+              <w:rPr>
+                <w:b/>
+                <w:bCs/>
+              </w:rPr>
+              <w:t xml:space="preserve">Order book</w:t>
+            </w:r>
+          </w:p>
+        </w:tc>
+        <w:tc>
+          <w:tcPr>
+            <w:tcW w:type="dxa" w:w="5800"/>
+          </w:tcPr>
+          <w:p>
+            <w:r>
+              <w:t xml:space="preserve">~Rs 2,200 Cr (88% LED) as of FY26; new Tata/Mahindra wins reported in-quarter</w:t>
             </w:r>
           </w:p>
         </w:tc>
@@ -234,7 +315,7 @@
           </w:tcPr>
           <w:p>
             <w:r>
-              <w:t xml:space="preserve">P/E ~32.6x trailing - full for the growth rate</w:t>
+              <w:t xml:space="preserve">P/E ~26.6x trailing -- still full, though down from the ~32.6x cited pre-dive as EPS growth caught up with the price</w:t>
             </w:r>
           </w:p>
         </w:tc>
@@ -261,7 +342,7 @@
           </w:tcPr>
           <w:p>
             <w:r>
-              <w:t xml:space="preserve">~75%</w:t>
+              <w:t xml:space="preserve">75%, flat for 2+ years, no pledge found</w:t>
             </w:r>
           </w:p>
         </w:tc>
@@ -277,7 +358,7 @@
         <w:spacing w:after="120"/>
       </w:pPr>
       <w:r>
-        <w:t xml:space="preserve">Lumax has genuinely outgrown the auto-ancillary industry median on revenue CAGR (~24% vs ~14%), largely on LED/premium-lighting mix-shift and content-per-vehicle gains via its Stanley Electric JV. But the stock has already re-rated hard (52-week range Rs 4,055-6,970) to a full ~32.6x trailing P/E, and detailed ROCE/debt figures were not cleanly available this pass - flagged as a gap. No named management/structural inflection (new CEO, capital-allocation shift, regulatory catalyst) was found; this reads as steady share-gain in a maturing lighting-premiumisation cycle, not a step-change.</w:t>
+        <w:t xml:space="preserve">Lumax has genuinely outgrown the auto-ancillary industry median on revenue CAGR, and this pass confirms it with primary numbers: FY26 revenue hit a record Rs 4,184 Cr (+23% YoY, EBITDA +42.8% to Rs 412 Cr), and Q1 FY27 accelerated further to +32.6% YoY revenue / +41.2% PAT growth. The growth is order-book-backed, not just narrative -- a ~Rs 2,200 Cr order book (88% LED) is funding a Rs 350-400 Cr FY26 / Rs 100-150 Cr FY27 capex programme (mainly a new Bangalore facility) as LED content crosses 61% of revenue. The trade-off: borrowings have nearly quadrupled since FY22 (Rs 401 Cr -&gt; Rs 973 Cr) to fund that capex, and management itself flagged that part of the FY26/Q3 margin beat (EBITDA margin 10.6% vs 8% YoY) came from 'exceptional tooling profitability,' setting a more modest 12-13% margin target over the next 2 years rather than claiming the current print as the new normal. Customer concentration is real and only partly diversifying: top-8 customers are ~85% of revenue, with Mahindra (~30%) and Maruti (~16-26%, depending on the reporting window) together roughly half the business, though new Tata/Mahindra wins are adding some breadth. At ~26.6x trailing P/E the stock has already re-rated for this growth, though less extremely than the ~32.6x cited before this pass (EPS has grown into some of the multiple).</w:t>
       </w:r>
     </w:p>
     <w:p>
@@ -286,15 +367,387 @@
         <w:spacing w:after="120" w:before="280"/>
       </w:pPr>
       <w:r>
-        <w:t xml:space="preserve">Technical Read (Weekly / Monthly MACD + Bollinger Bands, or RSI/CCI/Williams %R proxy)</w:t>
-      </w:r>
-    </w:p>
-    <w:p>
-      <w:pPr>
-        <w:spacing w:after="120"/>
-      </w:pPr>
-      <w:r>
-        <w:t xml:space="preserve">Stock is well off its 52-week high (~Rs 6,970) at recent levels - not independently re-pulled this pass; not the basis for the call.</w:t>
+        <w:t xml:space="preserve">Deep-Dive: Primary Documents (Annual Reports, Quarterly Results, Exchange Filings)</w:t>
+      </w:r>
+    </w:p>
+    <w:p>
+      <w:pPr>
+        <w:spacing w:after="120"/>
+      </w:pPr>
+      <w:r>
+        <w:rPr>
+          <w:i/>
+          <w:iCs/>
+          <w:color w:val="666666"/>
+          <w:sz w:val="18"/>
+          <w:szCs w:val="18"/>
+        </w:rPr>
+        <w:t xml:space="preserve">Pass 1 — 2026-09-17. Built from the company's own filings (3 years of annual reports, ~4 quarters of results/concalls, and 6 months of BSE/NSE announcements), read via the web — a deeper layer than the forum-sentiment read below.</w:t>
+      </w:r>
+    </w:p>
+    <w:p>
+      <w:pPr>
+        <w:spacing w:after="120"/>
+      </w:pPr>
+      <w:r>
+        <w:rPr>
+          <w:b/>
+          <w:bCs/>
+          <w:sz w:val="20"/>
+          <w:szCs w:val="20"/>
+        </w:rPr>
+        <w:t xml:space="preserve">Sources reviewed this pass:</w:t>
+      </w:r>
+    </w:p>
+    <w:p>
+      <w:pPr>
+        <w:pStyle w:val="ListParagraph"/>
+        <w:numPr>
+          <w:ilvl w:val="0"/>
+          <w:numId w:val="1"/>
+        </w:numPr>
+        <w:spacing w:after="60"/>
+      </w:pPr>
+      <w:r>
+        <w:t xml:space="preserve">FY2021-FY2026 annual results + Jun2025-Jun2026 quarterly results via screener.in consolidated</w:t>
+      </w:r>
+    </w:p>
+    <w:p>
+      <w:pPr>
+        <w:pStyle w:val="ListParagraph"/>
+        <w:numPr>
+          <w:ilvl w:val="0"/>
+          <w:numId w:val="1"/>
+        </w:numPr>
+        <w:spacing w:after="60"/>
+      </w:pPr>
+      <w:r>
+        <w:t xml:space="preserve">Shareholding pattern Sep2023-Jun2026</w:t>
+      </w:r>
+    </w:p>
+    <w:p>
+      <w:pPr>
+        <w:pStyle w:val="ListParagraph"/>
+        <w:numPr>
+          <w:ilvl w:val="0"/>
+          <w:numId w:val="1"/>
+        </w:numPr>
+        <w:spacing w:after="60"/>
+      </w:pPr>
+      <w:r>
+        <w:t xml:space="preserve">FY26/Q1 FY27 results releases + Q3 FY26 earnings-call highlights (news coverage) + customer-concentration/ICRA rating commentary</w:t>
+      </w:r>
+    </w:p>
+    <w:p>
+      <w:pPr>
+        <w:spacing w:after="120"/>
+      </w:pPr>
+      <w:r>
+        <w:rPr>
+          <w:b/>
+          <w:bCs/>
+          <w:sz w:val="20"/>
+          <w:szCs w:val="20"/>
+        </w:rPr>
+        <w:t xml:space="preserve">Annual-report findings (3-year view):</w:t>
+      </w:r>
+    </w:p>
+    <w:p>
+      <w:pPr>
+        <w:pStyle w:val="ListParagraph"/>
+        <w:numPr>
+          <w:ilvl w:val="0"/>
+          <w:numId w:val="1"/>
+        </w:numPr>
+        <w:spacing w:after="60"/>
+      </w:pPr>
+      <w:r>
+        <w:t xml:space="preserve">Revenue compounded from Rs 1,426 Cr (FY21) to Rs 4,184 Cr (FY26), with EBITDA margin expanding 7%-&gt;10% over the same window; FY26 EBITDA grew +42.8% to Rs 412 Cr, faster than revenue.</w:t>
+      </w:r>
+    </w:p>
+    <w:p>
+      <w:pPr>
+        <w:pStyle w:val="ListParagraph"/>
+        <w:numPr>
+          <w:ilvl w:val="0"/>
+          <w:numId w:val="1"/>
+        </w:numPr>
+        <w:spacing w:after="60"/>
+      </w:pPr>
+      <w:r>
+        <w:t xml:space="preserve">ROCE has held a stable 16-19% band (FY22-25) through a heavy capex phase, rather than collapsing under the investment -- all 4 checkable fiscal years (FY22-25) cleared both &gt;=10% revenue growth and &gt;=15% ROCE.</w:t>
+      </w:r>
+    </w:p>
+    <w:p>
+      <w:pPr>
+        <w:pStyle w:val="ListParagraph"/>
+        <w:numPr>
+          <w:ilvl w:val="0"/>
+          <w:numId w:val="1"/>
+        </w:numPr>
+        <w:spacing w:after="60"/>
+      </w:pPr>
+      <w:r>
+        <w:t xml:space="preserve">Borrowings have nearly quadrupled since FY22 (Rs 401 Cr -&gt; Rs 973 Cr by FY26), funding a Rs 350-400 Cr FY26 / Rs 100-150 Cr FY27 capex programme, mainly a new Bangalore facility for LED capacity.</w:t>
+      </w:r>
+    </w:p>
+    <w:p>
+      <w:pPr>
+        <w:pStyle w:val="ListParagraph"/>
+        <w:numPr>
+          <w:ilvl w:val="0"/>
+          <w:numId w:val="1"/>
+        </w:numPr>
+        <w:spacing w:after="60"/>
+      </w:pPr>
+      <w:r>
+        <w:t xml:space="preserve">Promoter holding flat at 75% for 2+ years (Sep-2023 through Jun-2026); no pledge found. DII holding has grown steadily (1.3%-&gt;6.7% over the same window) -- a positive institutional-interest signal.</w:t>
+      </w:r>
+    </w:p>
+    <w:p>
+      <w:pPr>
+        <w:pStyle w:val="ListParagraph"/>
+        <w:numPr>
+          <w:ilvl w:val="0"/>
+          <w:numId w:val="1"/>
+        </w:numPr>
+        <w:spacing w:after="60"/>
+      </w:pPr>
+      <w:r>
+        <w:t xml:space="preserve">Customer concentration is real: top-8 customers ~85% of revenue; Mahindra (~30%) and Maruti (~16-26% depending on the reporting window) together roughly half the business -- ICRA notes this is partly mitigated by the strength of those OEMs' own market positions, but platform delays or share loss would have an outsized impact.</w:t>
+      </w:r>
+    </w:p>
+    <w:p>
+      <w:pPr>
+        <w:spacing w:after="120"/>
+      </w:pPr>
+      <w:r>
+        <w:rPr>
+          <w:b/>
+          <w:bCs/>
+          <w:sz w:val="20"/>
+          <w:szCs w:val="20"/>
+        </w:rPr>
+        <w:t xml:space="preserve">Quarterly trend (last ~4 quarters + concall commentary):</w:t>
+      </w:r>
+    </w:p>
+    <w:p>
+      <w:pPr>
+        <w:pStyle w:val="ListParagraph"/>
+        <w:numPr>
+          <w:ilvl w:val="0"/>
+          <w:numId w:val="1"/>
+        </w:numPr>
+        <w:spacing w:after="60"/>
+      </w:pPr>
+      <w:r>
+        <w:t xml:space="preserve">Revenue growth has re-accelerated into FY27: Q3 FY26 +18.7% YoY, then Q1 FY27 +32.6% YoY (Rs 1,223 Cr) with PAT +41.2% YoY -- the LED order-book conversion is visibly picking up pace, not slowing.</w:t>
+      </w:r>
+    </w:p>
+    <w:p>
+      <w:pPr>
+        <w:pStyle w:val="ListParagraph"/>
+        <w:numPr>
+          <w:ilvl w:val="0"/>
+          <w:numId w:val="1"/>
+        </w:numPr>
+        <w:spacing w:after="60"/>
+      </w:pPr>
+      <w:r>
+        <w:t xml:space="preserve">Q3 FY26 EBITDA margin hit 10.6% (vs 8% YoY), but management explicitly attributed part of the beat to 'exceptional tooling profitability' and guided a more modest 12-13% margin target over the next 2 years rather than claiming the current print as sustainable.</w:t>
+      </w:r>
+    </w:p>
+    <w:p>
+      <w:pPr>
+        <w:pStyle w:val="ListParagraph"/>
+        <w:numPr>
+          <w:ilvl w:val="0"/>
+          <w:numId w:val="1"/>
+        </w:numPr>
+        <w:spacing w:after="60"/>
+      </w:pPr>
+      <w:r>
+        <w:t xml:space="preserve">Order book strengthened further in-quarter with new Tata Motors and Mahindra wins -- some evidence of customer-base broadening beyond the Maruti/Mahindra concentration, though not yet a material shift in the revenue mix.</w:t>
+      </w:r>
+    </w:p>
+    <w:p>
+      <w:pPr>
+        <w:spacing w:after="120"/>
+      </w:pPr>
+      <w:r>
+        <w:rPr>
+          <w:b/>
+          <w:bCs/>
+          <w:sz w:val="20"/>
+          <w:szCs w:val="20"/>
+        </w:rPr>
+        <w:t xml:space="preserve">Exchange announcements (last 6 months):</w:t>
+      </w:r>
+    </w:p>
+    <w:p>
+      <w:pPr>
+        <w:pStyle w:val="ListParagraph"/>
+        <w:numPr>
+          <w:ilvl w:val="0"/>
+          <w:numId w:val="1"/>
+        </w:numPr>
+        <w:spacing w:after="60"/>
+      </w:pPr>
+      <w:r>
+        <w:t xml:space="preserve">FY26 results: record consolidated revenue Rs 4,184 Cr (+23% YoY), EBITDA +42.8% to Rs 412 Cr, order book ~Rs 2,200 Cr (88% LED); FY27 capex guidance set at Rs 100-150 Cr, mainly Bangalore.</w:t>
+      </w:r>
+    </w:p>
+    <w:p>
+      <w:pPr>
+        <w:pStyle w:val="ListParagraph"/>
+        <w:numPr>
+          <w:ilvl w:val="0"/>
+          <w:numId w:val="1"/>
+        </w:numPr>
+        <w:spacing w:after="60"/>
+      </w:pPr>
+      <w:r>
+        <w:t xml:space="preserve">Q1 FY27 results: revenue +32.6% YoY (Rs 1,223 Cr), PAT +41.2% YoY -- management reiterated &gt;20% FY27 revenue growth guidance and a 15-20% growth outlook over the next 3-5 years.</w:t>
+      </w:r>
+    </w:p>
+    <w:p>
+      <w:pPr>
+        <w:pStyle w:val="ListParagraph"/>
+        <w:numPr>
+          <w:ilvl w:val="0"/>
+          <w:numId w:val="1"/>
+        </w:numPr>
+        <w:spacing w:after="60"/>
+      </w:pPr>
+      <w:r>
+        <w:t xml:space="preserve">High import content on LED modules (localisation only ~30-35%, some components like PCBs up to ~70% imported) flagged as a structural constraint on margin/localisation progress, not yet resolved.</w:t>
+      </w:r>
+    </w:p>
+    <w:p>
+      <w:pPr>
+        <w:spacing w:after="120"/>
+      </w:pPr>
+      <w:r>
+        <w:rPr>
+          <w:b/>
+          <w:bCs/>
+          <w:sz w:val="20"/>
+          <w:szCs w:val="20"/>
+        </w:rPr>
+        <w:t xml:space="preserve">Key new facts vs. the prior write-up:</w:t>
+      </w:r>
+    </w:p>
+    <w:p>
+      <w:pPr>
+        <w:pStyle w:val="ListParagraph"/>
+        <w:numPr>
+          <w:ilvl w:val="0"/>
+          <w:numId w:val="1"/>
+        </w:numPr>
+        <w:spacing w:after="60"/>
+      </w:pPr>
+      <w:r>
+        <w:t xml:space="preserve">First primary-document pass confirms the growth story is order-book-backed (Rs 2,200 Cr, 88% LED) and accelerating (Q1 FY27 +32.6%), not just a fast-triage narrative -- and adds a clean 4/4-year Coffee-Can consistency result the original write-up didn't have.</w:t>
+      </w:r>
+    </w:p>
+    <w:p>
+      <w:pPr>
+        <w:pStyle w:val="ListParagraph"/>
+        <w:numPr>
+          <w:ilvl w:val="0"/>
+          <w:numId w:val="1"/>
+        </w:numPr>
+        <w:spacing w:after="60"/>
+      </w:pPr>
+      <w:r>
+        <w:t xml:space="preserve">Two new caveats surfaced that the fast pass missed entirely: leverage has risen sharply (borrowings nearly 2.4x since FY22) to fund the Bangalore capex, and management's own commentary flags that recent margin strength is partly a one-off ('exceptional tooling profitability'), not a clean run-rate.</w:t>
+      </w:r>
+    </w:p>
+    <w:p>
+      <w:pPr>
+        <w:spacing w:after="120"/>
+      </w:pPr>
+      <w:r>
+        <w:rPr>
+          <w:b/>
+          <w:bCs/>
+          <w:sz w:val="20"/>
+          <w:szCs w:val="20"/>
+        </w:rPr>
+        <w:t xml:space="preserve">Open questions / what to watch:</w:t>
+      </w:r>
+    </w:p>
+    <w:p>
+      <w:pPr>
+        <w:pStyle w:val="ListParagraph"/>
+        <w:numPr>
+          <w:ilvl w:val="0"/>
+          <w:numId w:val="1"/>
+        </w:numPr>
+        <w:spacing w:after="60"/>
+      </w:pPr>
+      <w:r>
+        <w:t xml:space="preserve">No net-debt figure independently sourced (only gross borrowings) -- net_debt_to_ebitda below is a gross-basis approximation, not confirmed against a cash balance.</w:t>
+      </w:r>
+    </w:p>
+    <w:p>
+      <w:pPr>
+        <w:pStyle w:val="ListParagraph"/>
+        <w:numPr>
+          <w:ilvl w:val="0"/>
+          <w:numId w:val="1"/>
+        </w:numPr>
+        <w:spacing w:after="60"/>
+      </w:pPr>
+      <w:r>
+        <w:t xml:space="preserve">rpt_trend left 'unclear' -- Lumax sits within a promoter group that also controls the separately-listed Lumax Auto Technologies; related-party dynamics between the two entities were not examined this pass.</w:t>
+      </w:r>
+    </w:p>
+    <w:p>
+      <w:pPr>
+        <w:pStyle w:val="ListParagraph"/>
+        <w:numPr>
+          <w:ilvl w:val="0"/>
+          <w:numId w:val="1"/>
+        </w:numPr>
+        <w:spacing w:after="60"/>
+      </w:pPr>
+      <w:r>
+        <w:t xml:space="preserve">Two slightly conflicting order-book figures were reported in-quarter (Rs 2,200 Cr/88% LED at FY26 results vs Rs 1,759 Cr/81% LED in a later concall reference) -- likely different measurement dates/scopes, not reconciled this pass.</w:t>
+      </w:r>
+    </w:p>
+    <w:p>
+      <w:pPr>
+        <w:pStyle w:val="ListParagraph"/>
+        <w:numPr>
+          <w:ilvl w:val="0"/>
+          <w:numId w:val="1"/>
+        </w:numPr>
+        <w:spacing w:after="60"/>
+      </w:pPr>
+      <w:r>
+        <w:t xml:space="preserve">shareholder_returns and guidance_credibility left 'unclear'/conservative -- dividend history and a longer (3-year) guidance-delivery track record were not independently verified this pass.</w:t>
+      </w:r>
+    </w:p>
+    <w:p>
+      <w:pPr>
+        <w:spacing w:after="120" w:before="120"/>
+      </w:pPr>
+      <w:r>
+        <w:rPr>
+          <w:b/>
+          <w:bCs/>
+          <w:sz w:val="20"/>
+          <w:szCs w:val="20"/>
+        </w:rPr>
+        <w:t xml:space="preserve">Conviction impact: </w:t>
+      </w:r>
+      <w:r>
+        <w:rPr>
+          <w:sz w:val="20"/>
+          <w:szCs w:val="20"/>
+        </w:rPr>
+        <w:t xml:space="preserve">Medium -&gt; Medium. Filings confirm a genuinely stronger, order-book-backed growth story than the fast-triage pass captured (accelerating growth, clean 4/4-year Coffee-Can record), but also surface real new caveats (leverage nearly 2.4x since FY22, management's own 'tooling profitability' margin caveat) -- the two roughly offset, leaving conviction and the 'neither' thesis-fit unchanged.</w:t>
       </w:r>
     </w:p>
     <w:p>
@@ -303,15 +756,22 @@
         <w:spacing w:after="120" w:before="280"/>
       </w:pPr>
       <w:r>
-        <w:t xml:space="preserve">ValuePickr Community Signal</w:t>
-      </w:r>
-    </w:p>
-    <w:p>
-      <w:pPr>
-        <w:spacing w:after="120"/>
-      </w:pPr>
-      <w:r>
-        <w:t xml:space="preserve">Forum thread resolved (topic_id 2970, 'Lumax Industries - brightening prospects', category 11) but not deep-read this pass per budget - fast web/filings-based write-up only.</w:t>
+        <w:t xml:space="preserve">Guidance &amp; Expectation Gap</w:t>
+      </w:r>
+    </w:p>
+    <w:p>
+      <w:pPr>
+        <w:spacing w:after="120"/>
+      </w:pPr>
+      <w:r>
+        <w:rPr>
+          <w:i/>
+          <w:iCs/>
+          <w:color w:val="666666"/>
+          <w:sz w:val="18"/>
+          <w:szCs w:val="18"/>
+        </w:rPr>
+        <w:t xml:space="preserve">Management guidance decoded into commitments, graded on the expectation → action → operational → commercial → financial ladder, then compared to what the current price appears to assume. Method: playbook/guidance-and-expectation-gap.md.</w:t>
       </w:r>
     </w:p>
     <w:p>
@@ -325,14 +785,948 @@
           <w:sz w:val="20"/>
           <w:szCs w:val="20"/>
         </w:rPr>
-        <w:t xml:space="preserve">High-conviction call from a top contributor: </w:t>
-      </w:r>
-      <w:r>
-        <w:rPr>
-          <w:sz w:val="20"/>
-          <w:szCs w:val="20"/>
-        </w:rPr>
-        <w:t xml:space="preserve">Not assessed this pass (no deep forum read).</w:t>
+        <w:t xml:space="preserve">Commitment ladder (most-proven first):</w:t>
+      </w:r>
+    </w:p>
+    <w:tbl>
+      <w:tblPr>
+        <w:tblW w:type="dxa" w:w="9000"/>
+        <w:tblBorders>
+          <w:top w:val="single" w:color="auto" w:sz="4"/>
+          <w:left w:val="single" w:color="auto" w:sz="4"/>
+          <w:bottom w:val="single" w:color="auto" w:sz="4"/>
+          <w:right w:val="single" w:color="auto" w:sz="4"/>
+          <w:insideH w:val="single" w:color="auto" w:sz="4"/>
+          <w:insideV w:val="single" w:color="auto" w:sz="4"/>
+        </w:tblBorders>
+      </w:tblPr>
+      <w:tblGrid>
+        <w:gridCol w:w="1100"/>
+        <w:gridCol w:w="2600"/>
+        <w:gridCol w:w="2400"/>
+        <w:gridCol w:w="900"/>
+        <w:gridCol w:w="1200"/>
+        <w:gridCol w:w="800"/>
+      </w:tblGrid>
+      <w:tr>
+        <w:trPr>
+          <w:tblHeader/>
+        </w:trPr>
+        <w:tc>
+          <w:tcPr>
+            <w:tcW w:type="dxa" w:w="1100"/>
+            <w:shd w:fill="F2F2F2" w:val="clear"/>
+          </w:tcPr>
+          <w:p>
+            <w:r>
+              <w:rPr>
+                <w:b/>
+                <w:bCs/>
+                <w:sz w:val="18"/>
+                <w:szCs w:val="18"/>
+              </w:rPr>
+              <w:t xml:space="preserve">Area</w:t>
+            </w:r>
+          </w:p>
+        </w:tc>
+        <w:tc>
+          <w:tcPr>
+            <w:tcW w:type="dxa" w:w="2600"/>
+            <w:shd w:fill="F2F2F2" w:val="clear"/>
+          </w:tcPr>
+          <w:p>
+            <w:r>
+              <w:rPr>
+                <w:b/>
+                <w:bCs/>
+                <w:sz w:val="18"/>
+                <w:szCs w:val="18"/>
+              </w:rPr>
+              <w:t xml:space="preserve">Commitment</w:t>
+            </w:r>
+          </w:p>
+        </w:tc>
+        <w:tc>
+          <w:tcPr>
+            <w:tcW w:type="dxa" w:w="2400"/>
+            <w:shd w:fill="F2F2F2" w:val="clear"/>
+          </w:tcPr>
+          <w:p>
+            <w:r>
+              <w:rPr>
+                <w:b/>
+                <w:bCs/>
+                <w:sz w:val="18"/>
+                <w:szCs w:val="18"/>
+              </w:rPr>
+              <w:t xml:space="preserve">Specifics</w:t>
+            </w:r>
+          </w:p>
+        </w:tc>
+        <w:tc>
+          <w:tcPr>
+            <w:tcW w:type="dxa" w:w="900"/>
+            <w:shd w:fill="F2F2F2" w:val="clear"/>
+          </w:tcPr>
+          <w:p>
+            <w:r>
+              <w:rPr>
+                <w:b/>
+                <w:bCs/>
+                <w:sz w:val="18"/>
+                <w:szCs w:val="18"/>
+              </w:rPr>
+              <w:t xml:space="preserve">By when</w:t>
+            </w:r>
+          </w:p>
+        </w:tc>
+        <w:tc>
+          <w:tcPr>
+            <w:tcW w:type="dxa" w:w="1200"/>
+            <w:shd w:fill="F2F2F2" w:val="clear"/>
+          </w:tcPr>
+          <w:p>
+            <w:r>
+              <w:rPr>
+                <w:b/>
+                <w:bCs/>
+                <w:sz w:val="18"/>
+                <w:szCs w:val="18"/>
+              </w:rPr>
+              <w:t xml:space="preserve">Stage</w:t>
+            </w:r>
+          </w:p>
+        </w:tc>
+        <w:tc>
+          <w:tcPr>
+            <w:tcW w:type="dxa" w:w="800"/>
+            <w:shd w:fill="F2F2F2" w:val="clear"/>
+          </w:tcPr>
+          <w:p>
+            <w:r>
+              <w:rPr>
+                <w:b/>
+                <w:bCs/>
+                <w:sz w:val="18"/>
+                <w:szCs w:val="18"/>
+              </w:rPr>
+              <w:t xml:space="preserve">Thesis-critical</w:t>
+            </w:r>
+          </w:p>
+        </w:tc>
+      </w:tr>
+      <w:tr>
+        <w:tc>
+          <w:tcPr>
+            <w:tcW w:type="dxa" w:w="1100"/>
+          </w:tcPr>
+          <w:p>
+            <w:r>
+              <w:rPr>
+                <w:b w:val="false"/>
+                <w:bCs w:val="false"/>
+                <w:sz w:val="18"/>
+                <w:szCs w:val="18"/>
+              </w:rPr>
+              <w:t xml:space="preserve">orders</w:t>
+            </w:r>
+          </w:p>
+        </w:tc>
+        <w:tc>
+          <w:tcPr>
+            <w:tcW w:type="dxa" w:w="2600"/>
+          </w:tcPr>
+          <w:p>
+            <w:r>
+              <w:rPr>
+                <w:b w:val="false"/>
+                <w:bCs w:val="false"/>
+                <w:sz w:val="18"/>
+                <w:szCs w:val="18"/>
+              </w:rPr>
+              <w:t xml:space="preserve">LED-heavy order book underpinning FY27+ growth</w:t>
+            </w:r>
+          </w:p>
+        </w:tc>
+        <w:tc>
+          <w:tcPr>
+            <w:tcW w:type="dxa" w:w="2400"/>
+          </w:tcPr>
+          <w:p>
+            <w:r>
+              <w:rPr>
+                <w:b w:val="false"/>
+                <w:bCs w:val="false"/>
+                <w:sz w:val="18"/>
+                <w:szCs w:val="18"/>
+              </w:rPr>
+              <w:t xml:space="preserve">~Rs 2,200 Cr order book (88% LED) at FY26 results, plus new in-quarter wins from Tata Motors and Mahindra</w:t>
+            </w:r>
+          </w:p>
+        </w:tc>
+        <w:tc>
+          <w:tcPr>
+            <w:tcW w:type="dxa" w:w="900"/>
+          </w:tcPr>
+          <w:p>
+            <w:r>
+              <w:rPr>
+                <w:b w:val="false"/>
+                <w:bCs w:val="false"/>
+                <w:sz w:val="18"/>
+                <w:szCs w:val="18"/>
+              </w:rPr>
+              <w:t xml:space="preserve">12M</w:t>
+            </w:r>
+          </w:p>
+        </w:tc>
+        <w:tc>
+          <w:tcPr>
+            <w:tcW w:type="dxa" w:w="1200"/>
+          </w:tcPr>
+          <w:p>
+            <w:r>
+              <w:rPr>
+                <w:b w:val="false"/>
+                <w:bCs w:val="false"/>
+                <w:sz w:val="18"/>
+                <w:szCs w:val="18"/>
+              </w:rPr>
+              <w:t xml:space="preserve">commercial</w:t>
+            </w:r>
+          </w:p>
+        </w:tc>
+        <w:tc>
+          <w:tcPr>
+            <w:tcW w:type="dxa" w:w="800"/>
+          </w:tcPr>
+          <w:p>
+            <w:r>
+              <w:rPr>
+                <w:b w:val="false"/>
+                <w:bCs w:val="false"/>
+                <w:sz w:val="18"/>
+                <w:szCs w:val="18"/>
+              </w:rPr>
+              <w:t xml:space="preserve">yes</w:t>
+            </w:r>
+          </w:p>
+        </w:tc>
+      </w:tr>
+      <w:tr>
+        <w:tc>
+          <w:tcPr>
+            <w:tcW w:type="dxa" w:w="1100"/>
+          </w:tcPr>
+          <w:p>
+            <w:r>
+              <w:rPr>
+                <w:b w:val="false"/>
+                <w:bCs w:val="false"/>
+                <w:sz w:val="18"/>
+                <w:szCs w:val="18"/>
+              </w:rPr>
+              <w:t xml:space="preserve">capacity</w:t>
+            </w:r>
+          </w:p>
+        </w:tc>
+        <w:tc>
+          <w:tcPr>
+            <w:tcW w:type="dxa" w:w="2600"/>
+          </w:tcPr>
+          <w:p>
+            <w:r>
+              <w:rPr>
+                <w:b w:val="false"/>
+                <w:bCs w:val="false"/>
+                <w:sz w:val="18"/>
+                <w:szCs w:val="18"/>
+              </w:rPr>
+              <w:t xml:space="preserve">Bangalore facility expansion for LED capacity</w:t>
+            </w:r>
+          </w:p>
+        </w:tc>
+        <w:tc>
+          <w:tcPr>
+            <w:tcW w:type="dxa" w:w="2400"/>
+          </w:tcPr>
+          <w:p>
+            <w:r>
+              <w:rPr>
+                <w:b w:val="false"/>
+                <w:bCs w:val="false"/>
+                <w:sz w:val="18"/>
+                <w:szCs w:val="18"/>
+              </w:rPr>
+              <w:t xml:space="preserve">FY26 capex raised to Rs 350-400 Cr; FY27 capex guided at Rs 100-150 Cr, primarily the Bangalore facility</w:t>
+            </w:r>
+          </w:p>
+        </w:tc>
+        <w:tc>
+          <w:tcPr>
+            <w:tcW w:type="dxa" w:w="900"/>
+          </w:tcPr>
+          <w:p>
+            <w:r>
+              <w:rPr>
+                <w:b w:val="false"/>
+                <w:bCs w:val="false"/>
+                <w:sz w:val="18"/>
+                <w:szCs w:val="18"/>
+              </w:rPr>
+              <w:t xml:space="preserve">FY27</w:t>
+            </w:r>
+          </w:p>
+        </w:tc>
+        <w:tc>
+          <w:tcPr>
+            <w:tcW w:type="dxa" w:w="1200"/>
+          </w:tcPr>
+          <w:p>
+            <w:r>
+              <w:rPr>
+                <w:b w:val="false"/>
+                <w:bCs w:val="false"/>
+                <w:sz w:val="18"/>
+                <w:szCs w:val="18"/>
+              </w:rPr>
+              <w:t xml:space="preserve">action</w:t>
+            </w:r>
+          </w:p>
+        </w:tc>
+        <w:tc>
+          <w:tcPr>
+            <w:tcW w:type="dxa" w:w="800"/>
+          </w:tcPr>
+          <w:p>
+            <w:r>
+              <w:rPr>
+                <w:b w:val="false"/>
+                <w:bCs w:val="false"/>
+                <w:sz w:val="18"/>
+                <w:szCs w:val="18"/>
+              </w:rPr>
+              <w:t xml:space="preserve">yes</w:t>
+            </w:r>
+          </w:p>
+        </w:tc>
+      </w:tr>
+      <w:tr>
+        <w:tc>
+          <w:tcPr>
+            <w:tcW w:type="dxa" w:w="1100"/>
+          </w:tcPr>
+          <w:p>
+            <w:r>
+              <w:rPr>
+                <w:b w:val="false"/>
+                <w:bCs w:val="false"/>
+                <w:sz w:val="18"/>
+                <w:szCs w:val="18"/>
+              </w:rPr>
+              <w:t xml:space="preserve">margin</w:t>
+            </w:r>
+          </w:p>
+        </w:tc>
+        <w:tc>
+          <w:tcPr>
+            <w:tcW w:type="dxa" w:w="2600"/>
+          </w:tcPr>
+          <w:p>
+            <w:r>
+              <w:rPr>
+                <w:b w:val="false"/>
+                <w:bCs w:val="false"/>
+                <w:sz w:val="18"/>
+                <w:szCs w:val="18"/>
+              </w:rPr>
+              <w:t xml:space="preserve">EBITDA margin target of 12-13% within two years</w:t>
+            </w:r>
+          </w:p>
+        </w:tc>
+        <w:tc>
+          <w:tcPr>
+            <w:tcW w:type="dxa" w:w="2400"/>
+          </w:tcPr>
+          <w:p>
+            <w:r>
+              <w:rPr>
+                <w:b w:val="false"/>
+                <w:bCs w:val="false"/>
+                <w:sz w:val="18"/>
+                <w:szCs w:val="18"/>
+              </w:rPr>
+              <w:t xml:space="preserve">vs ~9.8-10.6% in recent FY26/Q3 FY26 prints; management flagged part of the recent beat as 'exceptional tooling profitability'</w:t>
+            </w:r>
+          </w:p>
+        </w:tc>
+        <w:tc>
+          <w:tcPr>
+            <w:tcW w:type="dxa" w:w="900"/>
+          </w:tcPr>
+          <w:p>
+            <w:r>
+              <w:rPr>
+                <w:b w:val="false"/>
+                <w:bCs w:val="false"/>
+                <w:sz w:val="18"/>
+                <w:szCs w:val="18"/>
+              </w:rPr>
+              <w:t xml:space="preserve">beyond</w:t>
+            </w:r>
+          </w:p>
+        </w:tc>
+        <w:tc>
+          <w:tcPr>
+            <w:tcW w:type="dxa" w:w="1200"/>
+          </w:tcPr>
+          <w:p>
+            <w:r>
+              <w:rPr>
+                <w:b w:val="false"/>
+                <w:bCs w:val="false"/>
+                <w:sz w:val="18"/>
+                <w:szCs w:val="18"/>
+              </w:rPr>
+              <w:t xml:space="preserve">expectation</w:t>
+            </w:r>
+          </w:p>
+        </w:tc>
+        <w:tc>
+          <w:tcPr>
+            <w:tcW w:type="dxa" w:w="800"/>
+          </w:tcPr>
+          <w:p>
+            <w:r>
+              <w:rPr>
+                <w:b w:val="false"/>
+                <w:bCs w:val="false"/>
+                <w:sz w:val="18"/>
+                <w:szCs w:val="18"/>
+              </w:rPr>
+              <w:t xml:space="preserve">yes</w:t>
+            </w:r>
+          </w:p>
+        </w:tc>
+      </w:tr>
+    </w:tbl>
+    <w:p>
+      <w:pPr>
+        <w:spacing w:after="60" w:before="120"/>
+      </w:pPr>
+      <w:r>
+        <w:rPr>
+          <w:b/>
+          <w:bCs/>
+          <w:sz w:val="20"/>
+          <w:szCs w:val="20"/>
+        </w:rPr>
+        <w:t xml:space="preserve">Earnings chain: </w:t>
+      </w:r>
+      <w:r>
+        <w:rPr>
+          <w:b w:val="false"/>
+          <w:bCs w:val="false"/>
+          <w:sz w:val="20"/>
+          <w:szCs w:val="20"/>
+        </w:rPr>
+        <w:t xml:space="preserve">OEM platform wins / LED content-per-vehicle mix-shift</w:t>
+      </w:r>
+      <w:r>
+        <w:rPr>
+          <w:color w:val="666666"/>
+          <w:sz w:val="20"/>
+          <w:szCs w:val="20"/>
+        </w:rPr>
+        <w:t xml:space="preserve"> → </w:t>
+      </w:r>
+      <w:r>
+        <w:rPr>
+          <w:b w:val="false"/>
+          <w:bCs w:val="false"/>
+          <w:sz w:val="20"/>
+          <w:szCs w:val="20"/>
+        </w:rPr>
+        <w:t xml:space="preserve">order-book conversion</w:t>
+      </w:r>
+      <w:r>
+        <w:rPr>
+          <w:color w:val="666666"/>
+          <w:sz w:val="20"/>
+          <w:szCs w:val="20"/>
+        </w:rPr>
+        <w:t xml:space="preserve"> → </w:t>
+      </w:r>
+      <w:r>
+        <w:rPr>
+          <w:b w:val="false"/>
+          <w:bCs w:val="false"/>
+          <w:sz w:val="20"/>
+          <w:szCs w:val="20"/>
+        </w:rPr>
+        <w:t xml:space="preserve">revenue growth</w:t>
+      </w:r>
+      <w:r>
+        <w:rPr>
+          <w:color w:val="666666"/>
+          <w:sz w:val="20"/>
+          <w:szCs w:val="20"/>
+        </w:rPr>
+        <w:t xml:space="preserve"> → </w:t>
+      </w:r>
+      <w:r>
+        <w:rPr>
+          <w:b w:val="false"/>
+          <w:bCs w:val="false"/>
+          <w:sz w:val="20"/>
+          <w:szCs w:val="20"/>
+        </w:rPr>
+        <w:t xml:space="preserve">operating leverage (+ one-off tooling profitability)</w:t>
+      </w:r>
+      <w:r>
+        <w:rPr>
+          <w:color w:val="666666"/>
+          <w:sz w:val="20"/>
+          <w:szCs w:val="20"/>
+        </w:rPr>
+        <w:t xml:space="preserve"> → </w:t>
+      </w:r>
+      <w:r>
+        <w:rPr>
+          <w:b w:val="false"/>
+          <w:bCs w:val="false"/>
+          <w:sz w:val="20"/>
+          <w:szCs w:val="20"/>
+        </w:rPr>
+        <w:t xml:space="preserve">EBITDA margin</w:t>
+      </w:r>
+      <w:r>
+        <w:rPr>
+          <w:color w:val="666666"/>
+          <w:sz w:val="20"/>
+          <w:szCs w:val="20"/>
+        </w:rPr>
+        <w:t xml:space="preserve"> → </w:t>
+      </w:r>
+      <w:r>
+        <w:rPr>
+          <w:b w:val="false"/>
+          <w:bCs w:val="false"/>
+          <w:sz w:val="20"/>
+          <w:szCs w:val="20"/>
+        </w:rPr>
+        <w:t xml:space="preserve">PAT</w:t>
+      </w:r>
+    </w:p>
+    <w:p>
+      <w:pPr>
+        <w:spacing w:after="120"/>
+      </w:pPr>
+      <w:r>
+        <w:rPr>
+          <w:color w:val="666666"/>
+          <w:sz w:val="18"/>
+          <w:szCs w:val="18"/>
+        </w:rPr>
+        <w:t xml:space="preserve">Bottleneck link: Bangalore facility capacity commissioning, needed to convert the LED-heavy order book into revenue on schedule.</w:t>
+      </w:r>
+    </w:p>
+    <w:p>
+      <w:pPr>
+        <w:spacing w:after="120"/>
+      </w:pPr>
+      <w:r>
+        <w:rPr>
+          <w:color w:val="666666"/>
+          <w:sz w:val="18"/>
+          <w:szCs w:val="18"/>
+        </w:rPr>
+        <w:t xml:space="preserve">Operating leverage: yes -- EBITDA margin expanded from ~8% to ~9.8-10.6% as LED mix and scale increased, though management flagged part of the recent boost as one-off tooling profitability rather than pure operating leverage</w:t>
+      </w:r>
+    </w:p>
+    <w:p>
+      <w:pPr>
+        <w:spacing w:after="120"/>
+      </w:pPr>
+      <w:r>
+        <w:rPr>
+          <w:color w:val="666666"/>
+          <w:sz w:val="18"/>
+          <w:szCs w:val="18"/>
+        </w:rPr>
+        <w:t xml:space="preserve">Evidenced: order-book conversion; revenue growth; EBITDA margin. Still assumed: operating leverage sustaining net of the tooling-profitability boost unwinding; Bangalore facility commissioning on schedule.</w:t>
+      </w:r>
+    </w:p>
+    <w:p>
+      <w:pPr>
+        <w:spacing w:after="120"/>
+      </w:pPr>
+      <w:r>
+        <w:rPr>
+          <w:b/>
+          <w:bCs/>
+          <w:sz w:val="20"/>
+          <w:szCs w:val="20"/>
+        </w:rPr>
+        <w:t xml:space="preserve">Market expectation vs. our path:</w:t>
+      </w:r>
+    </w:p>
+    <w:tbl>
+      <w:tblPr>
+        <w:tblW w:type="dxa" w:w="9000"/>
+        <w:tblBorders>
+          <w:top w:val="single" w:color="auto" w:sz="4"/>
+          <w:left w:val="single" w:color="auto" w:sz="4"/>
+          <w:bottom w:val="single" w:color="auto" w:sz="4"/>
+          <w:right w:val="single" w:color="auto" w:sz="4"/>
+          <w:insideH w:val="single" w:color="auto" w:sz="4"/>
+          <w:insideV w:val="single" w:color="auto" w:sz="4"/>
+        </w:tblBorders>
+      </w:tblPr>
+      <w:tblGrid>
+        <w:gridCol w:w="3200"/>
+        <w:gridCol w:w="5800"/>
+      </w:tblGrid>
+      <w:tr>
+        <w:tc>
+          <w:tcPr>
+            <w:tcW w:type="dxa" w:w="3200"/>
+            <w:shd w:fill="F2F2F2" w:val="clear"/>
+          </w:tcPr>
+          <w:p>
+            <w:r>
+              <w:rPr>
+                <w:b/>
+                <w:bCs/>
+              </w:rPr>
+              <w:t xml:space="preserve">As of</w:t>
+            </w:r>
+          </w:p>
+        </w:tc>
+        <w:tc>
+          <w:tcPr>
+            <w:tcW w:type="dxa" w:w="5800"/>
+          </w:tcPr>
+          <w:p>
+            <w:r>
+              <w:t xml:space="preserve">2026-09-17</w:t>
+            </w:r>
+          </w:p>
+        </w:tc>
+      </w:tr>
+      <w:tr>
+        <w:tc>
+          <w:tcPr>
+            <w:tcW w:type="dxa" w:w="3200"/>
+            <w:shd w:fill="F2F2F2" w:val="clear"/>
+          </w:tcPr>
+          <w:p>
+            <w:r>
+              <w:rPr>
+                <w:b/>
+                <w:bCs/>
+              </w:rPr>
+              <w:t xml:space="preserve">Price / multiple</w:t>
+            </w:r>
+          </w:p>
+        </w:tc>
+        <w:tc>
+          <w:tcPr>
+            <w:tcW w:type="dxa" w:w="5800"/>
+          </w:tcPr>
+          <w:p>
+            <w:r>
+              <w:t xml:space="preserve">Rs 5724 · 26.6x P/E</w:t>
+            </w:r>
+          </w:p>
+        </w:tc>
+      </w:tr>
+      <w:tr>
+        <w:tc>
+          <w:tcPr>
+            <w:tcW w:type="dxa" w:w="3200"/>
+            <w:shd w:fill="F2F2F2" w:val="clear"/>
+          </w:tcPr>
+          <w:p>
+            <w:r>
+              <w:rPr>
+                <w:b/>
+                <w:bCs/>
+              </w:rPr>
+              <w:t xml:space="preserve">Right valuation lens</w:t>
+            </w:r>
+          </w:p>
+        </w:tc>
+        <w:tc>
+          <w:tcPr>
+            <w:tcW w:type="dxa" w:w="5800"/>
+          </w:tcPr>
+          <w:p>
+            <w:r>
+              <w:t xml:space="preserve">P/E</w:t>
+            </w:r>
+          </w:p>
+        </w:tc>
+      </w:tr>
+      <w:tr>
+        <w:tc>
+          <w:tcPr>
+            <w:tcW w:type="dxa" w:w="3200"/>
+            <w:shd w:fill="F2F2F2" w:val="clear"/>
+          </w:tcPr>
+          <w:p>
+            <w:r>
+              <w:rPr>
+                <w:b/>
+                <w:bCs/>
+              </w:rPr>
+              <w:t xml:space="preserve">Price implies</w:t>
+            </w:r>
+          </w:p>
+        </w:tc>
+        <w:tc>
+          <w:tcPr>
+            <w:tcW w:type="dxa" w:w="5800"/>
+          </w:tcPr>
+          <w:p>
+            <w:r>
+              <w:t xml:space="preserve">At ~26.6x trailing P/E against management's own &gt;20% FY27 revenue growth guidance and a 15-20% multi-year path, the multiple looks calibrated to (not clearly ahead of) the guided growth -- a reverse-P/E against a ~20-25x industrial-compounder exit implies roughly high-teens EPS CAGR is already being asked for, in line with guidance rather than requiring an upside surprise.</w:t>
+            </w:r>
+          </w:p>
+        </w:tc>
+      </w:tr>
+      <w:tr>
+        <w:tc>
+          <w:tcPr>
+            <w:tcW w:type="dxa" w:w="3200"/>
+            <w:shd w:fill="F2F2F2" w:val="clear"/>
+          </w:tcPr>
+          <w:p>
+            <w:r>
+              <w:rPr>
+                <w:b/>
+                <w:bCs/>
+              </w:rPr>
+              <w:t xml:space="preserve">Our FY27</w:t>
+            </w:r>
+          </w:p>
+        </w:tc>
+        <w:tc>
+          <w:tcPr>
+            <w:tcW w:type="dxa" w:w="5800"/>
+          </w:tcPr>
+          <w:p>
+            <w:r>
+              <w:t xml:space="preserve">Revenue growth &gt;20% per management guidance (Q1 FY27 already running well ahead at +32.6%), EBITDA margin trending toward low double-digits as LED mix keeps rising, tempered by the flagged one-off tooling-profitability boost partially unwinding</w:t>
+            </w:r>
+          </w:p>
+        </w:tc>
+      </w:tr>
+      <w:tr>
+        <w:tc>
+          <w:tcPr>
+            <w:tcW w:type="dxa" w:w="3200"/>
+            <w:shd w:fill="F2F2F2" w:val="clear"/>
+          </w:tcPr>
+          <w:p>
+            <w:r>
+              <w:rPr>
+                <w:b/>
+                <w:bCs/>
+              </w:rPr>
+              <w:t xml:space="preserve">Our FY28</w:t>
+            </w:r>
+          </w:p>
+        </w:tc>
+        <w:tc>
+          <w:tcPr>
+            <w:tcW w:type="dxa" w:w="5800"/>
+          </w:tcPr>
+          <w:p>
+            <w:r>
+              <w:t xml:space="preserve">EBITDA margin approaching the stated 12-13% two-year target if the Bangalore facility ramps on schedule and margin volatility normalises; growth continuing in the high-teens/20s% range if the order book converts as booked</w:t>
+            </w:r>
+          </w:p>
+        </w:tc>
+      </w:tr>
+      <w:tr>
+        <w:tc>
+          <w:tcPr>
+            <w:tcW w:type="dxa" w:w="3200"/>
+            <w:shd w:fill="F2F2F2" w:val="clear"/>
+          </w:tcPr>
+          <w:p>
+            <w:r>
+              <w:rPr>
+                <w:b/>
+                <w:bCs/>
+              </w:rPr>
+              <w:t xml:space="preserve">Gap direction</w:t>
+            </w:r>
+          </w:p>
+        </w:tc>
+        <w:tc>
+          <w:tcPr>
+            <w:tcW w:type="dxa" w:w="5800"/>
+          </w:tcPr>
+          <w:p>
+            <w:r>
+              <w:t xml:space="preserve">partially-priced</w:t>
+            </w:r>
+          </w:p>
+        </w:tc>
+      </w:tr>
+      <w:tr>
+        <w:tc>
+          <w:tcPr>
+            <w:tcW w:type="dxa" w:w="3200"/>
+            <w:shd w:fill="F2F2F2" w:val="clear"/>
+          </w:tcPr>
+          <w:p>
+            <w:r>
+              <w:rPr>
+                <w:b/>
+                <w:bCs/>
+              </w:rPr>
+              <w:t xml:space="preserve">Gap type</w:t>
+            </w:r>
+          </w:p>
+        </w:tc>
+        <w:tc>
+          <w:tcPr>
+            <w:tcW w:type="dxa" w:w="5800"/>
+          </w:tcPr>
+          <w:p>
+            <w:r>
+              <w:t xml:space="preserve">margin</w:t>
+            </w:r>
+          </w:p>
+        </w:tc>
+      </w:tr>
+      <w:tr>
+        <w:tc>
+          <w:tcPr>
+            <w:tcW w:type="dxa" w:w="3200"/>
+            <w:shd w:fill="F2F2F2" w:val="clear"/>
+          </w:tcPr>
+          <w:p>
+            <w:r>
+              <w:rPr>
+                <w:b/>
+                <w:bCs/>
+              </w:rPr>
+              <w:t xml:space="preserve">Gap magnitude</w:t>
+            </w:r>
+          </w:p>
+        </w:tc>
+        <w:tc>
+          <w:tcPr>
+            <w:tcW w:type="dxa" w:w="5800"/>
+          </w:tcPr>
+          <w:p>
+            <w:r>
+              <w:t xml:space="preserve">not estimable</w:t>
+            </w:r>
+          </w:p>
+        </w:tc>
+      </w:tr>
+      <w:tr>
+        <w:tc>
+          <w:tcPr>
+            <w:tcW w:type="dxa" w:w="3200"/>
+            <w:shd w:fill="F2F2F2" w:val="clear"/>
+          </w:tcPr>
+          <w:p>
+            <w:r>
+              <w:rPr>
+                <w:b/>
+                <w:bCs/>
+              </w:rPr>
+              <w:t xml:space="preserve">Gap basis</w:t>
+            </w:r>
+          </w:p>
+        </w:tc>
+        <w:tc>
+          <w:tcPr>
+            <w:tcW w:type="dxa" w:w="5800"/>
+          </w:tcPr>
+          <w:p>
+            <w:r>
+              <w:t xml:space="preserve">The market has already re-rated for LED-content growth (P/E compressed from ~32.6x to ~26.6x as EPS caught up, still a premium multiple); the path to the 12-13% margin target is not yet confirmed clean of the flagged one-off tooling boost, so a genuine clean achievement could support further re-rating while a miss would compress the multiple further</w:t>
+            </w:r>
+          </w:p>
+        </w:tc>
+      </w:tr>
+      <w:tr>
+        <w:tc>
+          <w:tcPr>
+            <w:tcW w:type="dxa" w:w="3200"/>
+            <w:shd w:fill="F2F2F2" w:val="clear"/>
+          </w:tcPr>
+          <w:p>
+            <w:r>
+              <w:rPr>
+                <w:b/>
+                <w:bCs/>
+              </w:rPr>
+              <w:t xml:space="preserve">Evidence quality</w:t>
+            </w:r>
+          </w:p>
+        </w:tc>
+        <w:tc>
+          <w:tcPr>
+            <w:tcW w:type="dxa" w:w="5800"/>
+          </w:tcPr>
+          <w:p>
+            <w:r>
+              <w:t xml:space="preserve">strong</w:t>
+            </w:r>
+          </w:p>
+        </w:tc>
+      </w:tr>
+    </w:tbl>
+    <w:p>
+      <w:pPr>
+        <w:spacing w:after="120"/>
+      </w:pPr>
+      <w:r>
+        <w:rPr>
+          <w:i/>
+          <w:iCs/>
+          <w:color w:val="666666"/>
+          <w:sz w:val="16"/>
+          <w:szCs w:val="16"/>
+        </w:rPr>
+        <w:t xml:space="preserve">no broker consensus; implied path is a reverse-P/E estimate + screener.in forward figures + VP thread view</w:t>
+      </w:r>
+    </w:p>
+    <w:p>
+      <w:pPr>
+        <w:spacing w:after="120" w:before="120"/>
+      </w:pPr>
+      <w:r>
+        <w:rPr>
+          <w:b/>
+          <w:bCs/>
+          <w:sz w:val="20"/>
+          <w:szCs w:val="20"/>
+        </w:rPr>
+        <w:t xml:space="preserve">Catalyst: </w:t>
+      </w:r>
+      <w:r>
+        <w:rPr>
+          <w:sz w:val="20"/>
+          <w:szCs w:val="20"/>
+        </w:rPr>
+        <w:t xml:space="preserve">Q2/Q3 FY27 results and Bangalore facility commissioning progress, testing whether EBITDA margin holds double-digit levels net of the flagged one-off tooling-profitability boost and progresses toward the 12-13% two-year target</w:t>
+      </w:r>
+      <w:r>
+        <w:rPr>
+          <w:color w:val="666666"/>
+          <w:sz w:val="18"/>
+          <w:szCs w:val="18"/>
+        </w:rPr>
+        <w:t xml:space="preserve"> (window ~6M from 2026-09-17; undated; evidence med; pending)</w:t>
       </w:r>
     </w:p>
     <w:p>
@@ -341,15 +1735,727 @@
         <w:spacing w:after="120" w:before="280"/>
       </w:pPr>
       <w:r>
-        <w:t xml:space="preserve">BSE Corporate Actions / Other Red Flags</w:t>
-      </w:r>
-    </w:p>
-    <w:p>
-      <w:pPr>
-        <w:spacing w:after="120"/>
-      </w:pPr>
-      <w:r>
-        <w:t xml:space="preserve">No red flags found this pass (no going-concern, SEBI action, promoter-holding collapse, or auditor resignation surfaced).</w:t>
+        <w:t xml:space="preserve">Ishmohit-Lens Checks (value chain · earnings quality · growth trajectory · management · quality metrics · track record · global-signal check)</w:t>
+      </w:r>
+    </w:p>
+    <w:p>
+      <w:pPr>
+        <w:spacing w:after="120"/>
+      </w:pPr>
+      <w:r>
+        <w:rPr>
+          <w:i/>
+          <w:iCs/>
+          <w:color w:val="666666"/>
+          <w:sz w:val="18"/>
+          <w:szCs w:val="18"/>
+        </w:rPr>
+        <w:t xml:space="preserve">Extra checks drawn from @ishmohit1 / SOIC methodology (playbook/ishmohit-soic-style.md): where the company sits in its value chain and what the supply side is doing, whether a margin/PAT inflection is structural or a cyclical peak, the rate-of-change of growth vs. what the multiple demands, and management quality as a positive attribute.</w:t>
+      </w:r>
+    </w:p>
+    <w:p>
+      <w:pPr>
+        <w:spacing w:after="120"/>
+      </w:pPr>
+      <w:r>
+        <w:rPr>
+          <w:b/>
+          <w:bCs/>
+          <w:sz w:val="20"/>
+          <w:szCs w:val="20"/>
+        </w:rPr>
+        <w:t xml:space="preserve">Value chain &amp; supply side:</w:t>
+      </w:r>
+    </w:p>
+    <w:tbl>
+      <w:tblPr>
+        <w:tblW w:type="dxa" w:w="9000"/>
+        <w:tblBorders>
+          <w:top w:val="single" w:color="auto" w:sz="4"/>
+          <w:left w:val="single" w:color="auto" w:sz="4"/>
+          <w:bottom w:val="single" w:color="auto" w:sz="4"/>
+          <w:right w:val="single" w:color="auto" w:sz="4"/>
+          <w:insideH w:val="single" w:color="auto" w:sz="4"/>
+          <w:insideV w:val="single" w:color="auto" w:sz="4"/>
+        </w:tblBorders>
+      </w:tblPr>
+      <w:tblGrid>
+        <w:gridCol w:w="3200"/>
+        <w:gridCol w:w="5800"/>
+      </w:tblGrid>
+      <w:tr>
+        <w:tc>
+          <w:tcPr>
+            <w:tcW w:type="dxa" w:w="3200"/>
+            <w:shd w:fill="F2F2F2" w:val="clear"/>
+          </w:tcPr>
+          <w:p>
+            <w:r>
+              <w:rPr>
+                <w:b/>
+                <w:bCs/>
+              </w:rPr>
+              <w:t xml:space="preserve">Theme</w:t>
+            </w:r>
+          </w:p>
+        </w:tc>
+        <w:tc>
+          <w:tcPr>
+            <w:tcW w:type="dxa" w:w="5800"/>
+          </w:tcPr>
+          <w:p>
+            <w:r>
+              <w:t xml:space="preserve">Automotive LED lighting content-per-vehicle premiumisation</w:t>
+            </w:r>
+          </w:p>
+        </w:tc>
+      </w:tr>
+      <w:tr>
+        <w:tc>
+          <w:tcPr>
+            <w:tcW w:type="dxa" w:w="3200"/>
+            <w:shd w:fill="F2F2F2" w:val="clear"/>
+          </w:tcPr>
+          <w:p>
+            <w:r>
+              <w:rPr>
+                <w:b/>
+                <w:bCs/>
+              </w:rPr>
+              <w:t xml:space="preserve">This company's position</w:t>
+            </w:r>
+          </w:p>
+        </w:tc>
+        <w:tc>
+          <w:tcPr>
+            <w:tcW w:type="dxa" w:w="5800"/>
+          </w:tcPr>
+          <w:p>
+            <w:r>
+              <w:t xml:space="preserve">Tier-1 auto-lighting (headlamp/tail-lamp/LED module) supplier via a long-standing Stanley Electric (Japan) JV; LED now 61% of revenue</w:t>
+            </w:r>
+          </w:p>
+        </w:tc>
+      </w:tr>
+      <w:tr>
+        <w:tc>
+          <w:tcPr>
+            <w:tcW w:type="dxa" w:w="3200"/>
+            <w:shd w:fill="F2F2F2" w:val="clear"/>
+          </w:tcPr>
+          <w:p>
+            <w:r>
+              <w:rPr>
+                <w:b/>
+                <w:bCs/>
+              </w:rPr>
+              <w:t xml:space="preserve">Bottleneck node (pricing power)</w:t>
+            </w:r>
+          </w:p>
+        </w:tc>
+        <w:tc>
+          <w:tcPr>
+            <w:tcW w:type="dxa" w:w="5800"/>
+          </w:tcPr>
+          <w:p>
+            <w:r>
+              <w:t xml:space="preserve">LED module import content (localisation only ~30-35%, some components like PCBs up to ~70% imported) and Bangalore facility commissioning timeline</w:t>
+            </w:r>
+          </w:p>
+        </w:tc>
+      </w:tr>
+      <w:tr>
+        <w:tc>
+          <w:tcPr>
+            <w:tcW w:type="dxa" w:w="3200"/>
+            <w:shd w:fill="F2F2F2" w:val="clear"/>
+          </w:tcPr>
+          <w:p>
+            <w:r>
+              <w:rPr>
+                <w:b/>
+                <w:bCs/>
+              </w:rPr>
+              <w:t xml:space="preserve">Supply-side status</w:t>
+            </w:r>
+          </w:p>
+        </w:tc>
+        <w:tc>
+          <w:tcPr>
+            <w:tcW w:type="dxa" w:w="5800"/>
+          </w:tcPr>
+          <w:p>
+            <w:r>
+              <w:t xml:space="preserve">unclear</w:t>
+            </w:r>
+          </w:p>
+        </w:tc>
+      </w:tr>
+      <w:tr>
+        <w:tc>
+          <w:tcPr>
+            <w:tcW w:type="dxa" w:w="3200"/>
+            <w:shd w:fill="F2F2F2" w:val="clear"/>
+          </w:tcPr>
+          <w:p>
+            <w:r>
+              <w:rPr>
+                <w:b/>
+                <w:bCs/>
+              </w:rPr>
+              <w:t xml:space="preserve">Adjacent-node peers</w:t>
+            </w:r>
+          </w:p>
+        </w:tc>
+        <w:tc>
+          <w:tcPr>
+            <w:tcW w:type="dxa" w:w="5800"/>
+          </w:tcPr>
+          <w:p>
+            <w:r>
+              <w:t xml:space="preserve">Fiem Industries, Varroc Engineering, Minda Corporation</w:t>
+            </w:r>
+          </w:p>
+        </w:tc>
+      </w:tr>
+    </w:tbl>
+    <w:p>
+      <w:pPr>
+        <w:spacing w:after="120"/>
+      </w:pPr>
+      <w:r>
+        <w:rPr>
+          <w:color w:val="666666"/>
+          <w:sz w:val="18"/>
+          <w:szCs w:val="18"/>
+        </w:rPr>
+        <w:t xml:space="preserve">Lumax's own capacity addition (Bangalore) tracks an already-secured LED order book rather than speculative expansion; industry-wide peer capacity dynamics were not assessed this pass, so the broader capital-cycle read (adding vs consolidating) stays unclear.</w:t>
+      </w:r>
+    </w:p>
+    <w:p>
+      <w:pPr>
+        <w:spacing w:after="60" w:before="120"/>
+      </w:pPr>
+      <w:r>
+        <w:rPr>
+          <w:b/>
+          <w:bCs/>
+          <w:sz w:val="20"/>
+          <w:szCs w:val="20"/>
+        </w:rPr>
+        <w:t xml:space="preserve">Earnings quality: </w:t>
+      </w:r>
+      <w:r>
+        <w:rPr>
+          <w:sz w:val="20"/>
+          <w:szCs w:val="20"/>
+        </w:rPr>
+        <w:t xml:space="preserve">margin driver mixed</w:t>
+      </w:r>
+      <w:r>
+        <w:rPr>
+          <w:b/>
+          <w:bCs/>
+          <w:color w:val="A32020"/>
+          <w:sz w:val="20"/>
+          <w:szCs w:val="20"/>
+        </w:rPr>
+        <w:t xml:space="preserve">  — PEAK-MARGIN RISK: do not capitalise current margins</w:t>
+      </w:r>
+    </w:p>
+    <w:p>
+      <w:pPr>
+        <w:spacing w:after="120"/>
+      </w:pPr>
+      <w:r>
+        <w:rPr>
+          <w:color w:val="666666"/>
+          <w:sz w:val="18"/>
+          <w:szCs w:val="18"/>
+        </w:rPr>
+        <w:t xml:space="preserve">Drivers: structural LED mix-shift (61% of revenue, higher value-add than halogen); one-off 'exceptional tooling profitability' explicitly flagged by management as boosting recent prints.</w:t>
+      </w:r>
+    </w:p>
+    <w:p>
+      <w:pPr>
+        <w:spacing w:after="120"/>
+      </w:pPr>
+      <w:r>
+        <w:rPr>
+          <w:color w:val="666666"/>
+          <w:sz w:val="18"/>
+          <w:szCs w:val="18"/>
+        </w:rPr>
+        <w:t xml:space="preserve">Management itself attributed part of the Q3 FY26 margin beat (10.6% vs 8% YoY) to 'exceptional tooling profitability' and set a lower through-cycle target of 12-13% over 2 years -- the current 9.8-10.6% prints likely overstate the near-term sustainable run-rate somewhat.</w:t>
+      </w:r>
+    </w:p>
+    <w:p>
+      <w:pPr>
+        <w:spacing w:after="60" w:before="120"/>
+      </w:pPr>
+      <w:r>
+        <w:rPr>
+          <w:b/>
+          <w:bCs/>
+          <w:sz w:val="20"/>
+          <w:szCs w:val="20"/>
+        </w:rPr>
+        <w:t xml:space="preserve">Growth trajectory: </w:t>
+      </w:r>
+      <w:r>
+        <w:rPr>
+          <w:b w:val="false"/>
+          <w:bCs w:val="false"/>
+          <w:sz w:val="20"/>
+          <w:szCs w:val="20"/>
+        </w:rPr>
+        <w:t xml:space="preserve">YoY growth rate is accelerating</w:t>
+      </w:r>
+    </w:p>
+    <w:p>
+      <w:pPr>
+        <w:spacing w:after="120"/>
+      </w:pPr>
+      <w:r>
+        <w:rPr>
+          <w:color w:val="666666"/>
+          <w:sz w:val="18"/>
+          <w:szCs w:val="18"/>
+        </w:rPr>
+        <w:t xml:space="preserve">Revenue growth has stepped up into FY27: FY26 full year +23% YoY, Q3 FY26 +18.7% YoY, Q1 FY27 +32.6% YoY (Rs 1,223 Cr) with PAT +41.2% YoY -- the LED order-book conversion is visibly gaining pace rather than slowing.</w:t>
+      </w:r>
+    </w:p>
+    <w:p>
+      <w:pPr>
+        <w:spacing w:after="120"/>
+      </w:pPr>
+      <w:r>
+        <w:rPr>
+          <w:color w:val="666666"/>
+          <w:sz w:val="18"/>
+          <w:szCs w:val="18"/>
+        </w:rPr>
+        <w:t xml:space="preserve">Reverse P/E: At ~26.6x trailing P/E the market needs roughly the guided 20%+ growth to hold for the multiple to look reasonable; Q1 FY27 is already running ahead of that guidance, which is consistent with the 'partially-priced' read above rather than an outright miss risk.</w:t>
+      </w:r>
+    </w:p>
+    <w:p>
+      <w:pPr>
+        <w:spacing w:after="120"/>
+      </w:pPr>
+      <w:r>
+        <w:rPr>
+          <w:b/>
+          <w:bCs/>
+          <w:sz w:val="20"/>
+          <w:szCs w:val="20"/>
+        </w:rPr>
+        <w:t xml:space="preserve">Management quality (TVGP's "P"):</w:t>
+      </w:r>
+    </w:p>
+    <w:tbl>
+      <w:tblPr>
+        <w:tblW w:type="dxa" w:w="9000"/>
+        <w:tblBorders>
+          <w:top w:val="single" w:color="auto" w:sz="4"/>
+          <w:left w:val="single" w:color="auto" w:sz="4"/>
+          <w:bottom w:val="single" w:color="auto" w:sz="4"/>
+          <w:right w:val="single" w:color="auto" w:sz="4"/>
+          <w:insideH w:val="single" w:color="auto" w:sz="4"/>
+          <w:insideV w:val="single" w:color="auto" w:sz="4"/>
+        </w:tblBorders>
+      </w:tblPr>
+      <w:tblGrid>
+        <w:gridCol w:w="3200"/>
+        <w:gridCol w:w="5800"/>
+      </w:tblGrid>
+      <w:tr>
+        <w:tc>
+          <w:tcPr>
+            <w:tcW w:type="dxa" w:w="3200"/>
+            <w:shd w:fill="F2F2F2" w:val="clear"/>
+          </w:tcPr>
+          <w:p>
+            <w:r>
+              <w:rPr>
+                <w:b/>
+                <w:bCs/>
+              </w:rPr>
+              <w:t xml:space="preserve">Assessment</w:t>
+            </w:r>
+          </w:p>
+        </w:tc>
+        <w:tc>
+          <w:tcPr>
+            <w:tcW w:type="dxa" w:w="5800"/>
+          </w:tcPr>
+          <w:p>
+            <w:r>
+              <w:t xml:space="preserve">positive</w:t>
+            </w:r>
+          </w:p>
+        </w:tc>
+      </w:tr>
+      <w:tr>
+        <w:tc>
+          <w:tcPr>
+            <w:tcW w:type="dxa" w:w="3200"/>
+            <w:shd w:fill="F2F2F2" w:val="clear"/>
+          </w:tcPr>
+          <w:p>
+            <w:r>
+              <w:rPr>
+                <w:b/>
+                <w:bCs/>
+              </w:rPr>
+              <w:t xml:space="preserve">Capital allocation</w:t>
+            </w:r>
+          </w:p>
+        </w:tc>
+        <w:tc>
+          <w:tcPr>
+            <w:tcW w:type="dxa" w:w="5800"/>
+          </w:tcPr>
+          <w:p>
+            <w:r>
+              <w:t xml:space="preserve">Committing significant, order-book-linked capex (Rs 350-400 Cr FY26, Rs 100-150 Cr FY27) to Bangalore LED capacity tied directly to a secured ~Rs 2,200 Cr order book -- capital-intensive but demand-linked rather than speculative, funded partly via rising debt (borrowings up from Rs 401 Cr FY22 to Rs 973 Cr FY26). (neutral)</w:t>
+            </w:r>
+          </w:p>
+        </w:tc>
+      </w:tr>
+      <w:tr>
+        <w:tc>
+          <w:tcPr>
+            <w:tcW w:type="dxa" w:w="3200"/>
+            <w:shd w:fill="F2F2F2" w:val="clear"/>
+          </w:tcPr>
+          <w:p>
+            <w:r>
+              <w:rPr>
+                <w:b/>
+                <w:bCs/>
+              </w:rPr>
+              <w:t xml:space="preserve">Related-party trend</w:t>
+            </w:r>
+          </w:p>
+        </w:tc>
+        <w:tc>
+          <w:tcPr>
+            <w:tcW w:type="dxa" w:w="5800"/>
+          </w:tcPr>
+          <w:p>
+            <w:r>
+              <w:t xml:space="preserve">unclear</w:t>
+            </w:r>
+          </w:p>
+        </w:tc>
+      </w:tr>
+      <w:tr>
+        <w:tc>
+          <w:tcPr>
+            <w:tcW w:type="dxa" w:w="3200"/>
+            <w:shd w:fill="F2F2F2" w:val="clear"/>
+          </w:tcPr>
+          <w:p>
+            <w:r>
+              <w:rPr>
+                <w:b/>
+                <w:bCs/>
+              </w:rPr>
+              <w:t xml:space="preserve">Guidance credibility</w:t>
+            </w:r>
+          </w:p>
+        </w:tc>
+        <w:tc>
+          <w:tcPr>
+            <w:tcW w:type="dxa" w:w="5800"/>
+          </w:tcPr>
+          <w:p>
+            <w:r>
+              <w:t xml:space="preserve">unclear</w:t>
+            </w:r>
+          </w:p>
+        </w:tc>
+      </w:tr>
+      <w:tr>
+        <w:tc>
+          <w:tcPr>
+            <w:tcW w:type="dxa" w:w="3200"/>
+            <w:shd w:fill="F2F2F2" w:val="clear"/>
+          </w:tcPr>
+          <w:p>
+            <w:r>
+              <w:rPr>
+                <w:b/>
+                <w:bCs/>
+              </w:rPr>
+              <w:t xml:space="preserve">Shareholder returns</w:t>
+            </w:r>
+          </w:p>
+        </w:tc>
+        <w:tc>
+          <w:tcPr>
+            <w:tcW w:type="dxa" w:w="5800"/>
+          </w:tcPr>
+          <w:p>
+            <w:r>
+              <w:t xml:space="preserve">unclear</w:t>
+            </w:r>
+          </w:p>
+        </w:tc>
+      </w:tr>
+      <w:tr>
+        <w:tc>
+          <w:tcPr>
+            <w:tcW w:type="dxa" w:w="3200"/>
+            <w:shd w:fill="F2F2F2" w:val="clear"/>
+          </w:tcPr>
+          <w:p>
+            <w:r>
+              <w:rPr>
+                <w:b/>
+                <w:bCs/>
+              </w:rPr>
+              <w:t xml:space="preserve">Capability ladder / VAP</w:t>
+            </w:r>
+          </w:p>
+        </w:tc>
+        <w:tc>
+          <w:tcPr>
+            <w:tcW w:type="dxa" w:w="5800"/>
+          </w:tcPr>
+          <w:p>
+            <w:r>
+              <w:t xml:space="preserve">Explicit mix-shift toward LED (61% of revenue, 88% of the order book) from conventional halogen/reflector lighting -- a real value-add ladder within the lighting product itself, backed by rising DII holding (1.3%-&gt;6.7% over 3 years).</w:t>
+            </w:r>
+          </w:p>
+        </w:tc>
+      </w:tr>
+    </w:tbl>
+    <w:p>
+      <w:pPr>
+        <w:spacing w:after="120"/>
+      </w:pPr>
+      <w:r>
+        <w:rPr>
+          <w:b/>
+          <w:bCs/>
+          <w:sz w:val="20"/>
+          <w:szCs w:val="20"/>
+        </w:rPr>
+        <w:t xml:space="preserve">Quality metrics (ROCE · debt · FCF · margin · capex):</w:t>
+      </w:r>
+    </w:p>
+    <w:tbl>
+      <w:tblPr>
+        <w:tblW w:type="dxa" w:w="9000"/>
+        <w:tblBorders>
+          <w:top w:val="single" w:color="auto" w:sz="4"/>
+          <w:left w:val="single" w:color="auto" w:sz="4"/>
+          <w:bottom w:val="single" w:color="auto" w:sz="4"/>
+          <w:right w:val="single" w:color="auto" w:sz="4"/>
+          <w:insideH w:val="single" w:color="auto" w:sz="4"/>
+          <w:insideV w:val="single" w:color="auto" w:sz="4"/>
+        </w:tblBorders>
+      </w:tblPr>
+      <w:tblGrid>
+        <w:gridCol w:w="3200"/>
+        <w:gridCol w:w="5800"/>
+      </w:tblGrid>
+      <w:tr>
+        <w:tc>
+          <w:tcPr>
+            <w:tcW w:type="dxa" w:w="3200"/>
+            <w:shd w:fill="F2F2F2" w:val="clear"/>
+          </w:tcPr>
+          <w:p>
+            <w:r>
+              <w:rPr>
+                <w:b/>
+                <w:bCs/>
+              </w:rPr>
+              <w:t xml:space="preserve">Assessment</w:t>
+            </w:r>
+          </w:p>
+        </w:tc>
+        <w:tc>
+          <w:tcPr>
+            <w:tcW w:type="dxa" w:w="5800"/>
+          </w:tcPr>
+          <w:p>
+            <w:r>
+              <w:t xml:space="preserve">neutral</w:t>
+            </w:r>
+          </w:p>
+        </w:tc>
+      </w:tr>
+      <w:tr>
+        <w:tc>
+          <w:tcPr>
+            <w:tcW w:type="dxa" w:w="3200"/>
+            <w:shd w:fill="F2F2F2" w:val="clear"/>
+          </w:tcPr>
+          <w:p>
+            <w:r>
+              <w:rPr>
+                <w:b/>
+                <w:bCs/>
+              </w:rPr>
+              <w:t xml:space="preserve">ROCE</w:t>
+            </w:r>
+          </w:p>
+        </w:tc>
+        <w:tc>
+          <w:tcPr>
+            <w:tcW w:type="dxa" w:w="5800"/>
+          </w:tcPr>
+          <w:p>
+            <w:r>
+              <w:t xml:space="preserve">18% (stable)</w:t>
+            </w:r>
+          </w:p>
+        </w:tc>
+      </w:tr>
+      <w:tr>
+        <w:tc>
+          <w:tcPr>
+            <w:tcW w:type="dxa" w:w="3200"/>
+            <w:shd w:fill="F2F2F2" w:val="clear"/>
+          </w:tcPr>
+          <w:p>
+            <w:r>
+              <w:rPr>
+                <w:b/>
+                <w:bCs/>
+              </w:rPr>
+              <w:t xml:space="preserve">Leverage</w:t>
+            </w:r>
+          </w:p>
+        </w:tc>
+        <w:tc>
+          <w:tcPr>
+            <w:tcW w:type="dxa" w:w="5800"/>
+          </w:tcPr>
+          <w:p>
+            <w:r>
+              <w:t xml:space="preserve">Net debt/EBITDA 2.3x</w:t>
+            </w:r>
+          </w:p>
+        </w:tc>
+      </w:tr>
+      <w:tr>
+        <w:tc>
+          <w:tcPr>
+            <w:tcW w:type="dxa" w:w="3200"/>
+            <w:shd w:fill="F2F2F2" w:val="clear"/>
+          </w:tcPr>
+          <w:p>
+            <w:r>
+              <w:rPr>
+                <w:b/>
+                <w:bCs/>
+              </w:rPr>
+              <w:t xml:space="preserve">FCF conversion</w:t>
+            </w:r>
+          </w:p>
+        </w:tc>
+        <w:tc>
+          <w:tcPr>
+            <w:tcW w:type="dxa" w:w="5800"/>
+          </w:tcPr>
+          <w:p>
+            <w:r>
+              <w:t xml:space="preserve">-15%</w:t>
+            </w:r>
+          </w:p>
+        </w:tc>
+      </w:tr>
+      <w:tr>
+        <w:tc>
+          <w:tcPr>
+            <w:tcW w:type="dxa" w:w="3200"/>
+            <w:shd w:fill="F2F2F2" w:val="clear"/>
+          </w:tcPr>
+          <w:p>
+            <w:r>
+              <w:rPr>
+                <w:b/>
+                <w:bCs/>
+              </w:rPr>
+              <w:t xml:space="preserve">Margin trend</w:t>
+            </w:r>
+          </w:p>
+        </w:tc>
+        <w:tc>
+          <w:tcPr>
+            <w:tcW w:type="dxa" w:w="5800"/>
+          </w:tcPr>
+          <w:p>
+            <w:r>
+              <w:t xml:space="preserve">expanding</w:t>
+            </w:r>
+          </w:p>
+        </w:tc>
+      </w:tr>
+      <w:tr>
+        <w:tc>
+          <w:tcPr>
+            <w:tcW w:type="dxa" w:w="3200"/>
+            <w:shd w:fill="F2F2F2" w:val="clear"/>
+          </w:tcPr>
+          <w:p>
+            <w:r>
+              <w:rPr>
+                <w:b/>
+                <w:bCs/>
+              </w:rPr>
+              <w:t xml:space="preserve">Capex efficiency</w:t>
+            </w:r>
+          </w:p>
+        </w:tc>
+        <w:tc>
+          <w:tcPr>
+            <w:tcW w:type="dxa" w:w="5800"/>
+          </w:tcPr>
+          <w:p>
+            <w:r>
+              <w:t xml:space="preserve">productive</w:t>
+            </w:r>
+          </w:p>
+        </w:tc>
+      </w:tr>
+    </w:tbl>
+    <w:p>
+      <w:pPr>
+        <w:spacing w:after="60" w:before="120"/>
+      </w:pPr>
+      <w:r>
+        <w:rPr>
+          <w:b/>
+          <w:bCs/>
+          <w:sz w:val="20"/>
+          <w:szCs w:val="20"/>
+        </w:rPr>
+        <w:t xml:space="preserve">Track record (Coffee Can persistence check): </w:t>
+      </w:r>
+      <w:r>
+        <w:rPr>
+          <w:sz w:val="20"/>
+          <w:szCs w:val="20"/>
+        </w:rPr>
+        <w:t xml:space="preserve">cleared revenue growth ≥10% AND ROCE ≥15% in 4 of the last 4 years (consistency_score 100)</w:t>
+      </w:r>
+    </w:p>
+    <w:p>
+      <w:pPr>
+        <w:spacing w:after="120"/>
+      </w:pPr>
+      <w:r>
+        <w:rPr>
+          <w:color w:val="666666"/>
+          <w:sz w:val="18"/>
+          <w:szCs w:val="18"/>
+        </w:rPr>
+        <w:t xml:space="preserve">FY22 (+22.8% growth, ROCE 19%), FY23 (+32.5% growth, ROCE 17%), FY24 (+13.7% growth, ROCE 16%) and FY25 (+28.9% growth, ROCE 18%) each cleared BOTH &gt;=10% revenue growth AND &gt;=15% ROCE -- a clean 4/4-year Coffee-Can pass sustained even through a heavy capex/leverage build-up phase.</w:t>
       </w:r>
     </w:p>
     <w:p>
@@ -358,46 +2464,15 @@
         <w:spacing w:after="120" w:before="280"/>
       </w:pPr>
       <w:r>
-        <w:t xml:space="preserve">Bull Case</w:t>
-      </w:r>
-    </w:p>
-    <w:p>
-      <w:pPr>
-        <w:pStyle w:val="ListParagraph"/>
-        <w:numPr>
-          <w:ilvl w:val="0"/>
-          <w:numId w:val="1"/>
-        </w:numPr>
-        <w:spacing w:after="60"/>
-      </w:pPr>
-      <w:r>
-        <w:t xml:space="preserve">Genuine LED/premium-lighting content-per-vehicle tailwind, outgrowing auto-ancillary industry median revenue CAGR (~24% vs ~14%)</w:t>
-      </w:r>
-    </w:p>
-    <w:p>
-      <w:pPr>
-        <w:pStyle w:val="ListParagraph"/>
-        <w:numPr>
-          <w:ilvl w:val="0"/>
-          <w:numId w:val="1"/>
-        </w:numPr>
-        <w:spacing w:after="60"/>
-      </w:pPr>
-      <w:r>
-        <w:t xml:space="preserve">Entrenched Tier-1 relationships with major OEMs (Maruti, Tata, M&amp;M, Honda, Yamaha) via the Stanley Electric JV - real switching-cost moat</w:t>
-      </w:r>
-    </w:p>
-    <w:p>
-      <w:pPr>
-        <w:pStyle w:val="ListParagraph"/>
-        <w:numPr>
-          <w:ilvl w:val="0"/>
-          <w:numId w:val="1"/>
-        </w:numPr>
-        <w:spacing w:after="60"/>
-      </w:pPr>
-      <w:r>
-        <w:t xml:space="preserve">High promoter holding (~75%)</w:t>
+        <w:t xml:space="preserve">Technical Read (Weekly / Monthly MACD + Bollinger Bands, or RSI/CCI/Williams %R proxy)</w:t>
+      </w:r>
+    </w:p>
+    <w:p>
+      <w:pPr>
+        <w:spacing w:after="120"/>
+      </w:pPr>
+      <w:r>
+        <w:t xml:space="preserve">Stock is well off its 52-week high (~Rs 6,970) at recent levels - not independently re-pulled this pass; not the basis for the call.</w:t>
       </w:r>
     </w:p>
     <w:p>
@@ -406,46 +2481,36 @@
         <w:spacing w:after="120" w:before="280"/>
       </w:pPr>
       <w:r>
-        <w:t xml:space="preserve">Bear Case / Key Risks</w:t>
-      </w:r>
-    </w:p>
-    <w:p>
-      <w:pPr>
-        <w:pStyle w:val="ListParagraph"/>
-        <w:numPr>
-          <w:ilvl w:val="0"/>
-          <w:numId w:val="1"/>
-        </w:numPr>
-        <w:spacing w:after="60"/>
-      </w:pPr>
-      <w:r>
-        <w:t xml:space="preserve">Valuation already full at ~32.6x trailing P/E after a strong re-rating - limited margin of safety</w:t>
-      </w:r>
-    </w:p>
-    <w:p>
-      <w:pPr>
-        <w:pStyle w:val="ListParagraph"/>
-        <w:numPr>
-          <w:ilvl w:val="0"/>
-          <w:numId w:val="1"/>
-        </w:numPr>
-        <w:spacing w:after="60"/>
-      </w:pPr>
-      <w:r>
-        <w:t xml:space="preserve">No named structural/management inflection found - this is incremental share-gain in a maturing premiumisation cycle, not a new catalyst</w:t>
-      </w:r>
-    </w:p>
-    <w:p>
-      <w:pPr>
-        <w:pStyle w:val="ListParagraph"/>
-        <w:numPr>
-          <w:ilvl w:val="0"/>
-          <w:numId w:val="1"/>
-        </w:numPr>
-        <w:spacing w:after="60"/>
-      </w:pPr>
-      <w:r>
-        <w:t xml:space="preserve">Auto-ancillary business remains cyclical and OEM-order dependent; detailed ROCE/debt figures not independently confirmed this pass</w:t>
+        <w:t xml:space="preserve">ValuePickr Community Signal</w:t>
+      </w:r>
+    </w:p>
+    <w:p>
+      <w:pPr>
+        <w:spacing w:after="120"/>
+      </w:pPr>
+      <w:r>
+        <w:t xml:space="preserve">Forum thread resolved (topic_id 2970, 'Lumax Industries - brightening prospects', category 11) but not deep-read this pass per budget - fast web/filings-based write-up only.</w:t>
+      </w:r>
+    </w:p>
+    <w:p>
+      <w:pPr>
+        <w:spacing w:after="120"/>
+      </w:pPr>
+      <w:r>
+        <w:rPr>
+          <w:b/>
+          <w:bCs/>
+          <w:sz w:val="20"/>
+          <w:szCs w:val="20"/>
+        </w:rPr>
+        <w:t xml:space="preserve">High-conviction call from a top contributor: </w:t>
+      </w:r>
+      <w:r>
+        <w:rPr>
+          <w:sz w:val="20"/>
+          <w:szCs w:val="20"/>
+        </w:rPr>
+        <w:t xml:space="preserve">Not assessed this pass (no deep forum read).</w:t>
       </w:r>
     </w:p>
     <w:p>
@@ -454,6 +2519,171 @@
         <w:spacing w:after="120" w:before="280"/>
       </w:pPr>
       <w:r>
+        <w:t xml:space="preserve">BSE Corporate Actions / Other Red Flags</w:t>
+      </w:r>
+    </w:p>
+    <w:p>
+      <w:pPr>
+        <w:spacing w:after="120"/>
+      </w:pPr>
+      <w:r>
+        <w:t xml:space="preserve">No red flags found this pass (no going-concern, SEBI action, promoter-holding collapse, or auditor resignation surfaced).</w:t>
+      </w:r>
+    </w:p>
+    <w:p>
+      <w:pPr>
+        <w:pStyle w:val="Heading1"/>
+        <w:spacing w:after="120" w:before="280"/>
+      </w:pPr>
+      <w:r>
+        <w:t xml:space="preserve">Bull Case</w:t>
+      </w:r>
+    </w:p>
+    <w:p>
+      <w:pPr>
+        <w:pStyle w:val="ListParagraph"/>
+        <w:numPr>
+          <w:ilvl w:val="0"/>
+          <w:numId w:val="1"/>
+        </w:numPr>
+        <w:spacing w:after="60"/>
+      </w:pPr>
+      <w:r>
+        <w:t xml:space="preserve">Order-book-backed growth acceleration, not just narrative: ~Rs 2,200 Cr order book (88% LED), Q1 FY27 revenue +32.6% YoY / PAT +41.2% YoY, record FY26 (+23% revenue, +42.8% EBITDA)</w:t>
+      </w:r>
+    </w:p>
+    <w:p>
+      <w:pPr>
+        <w:pStyle w:val="ListParagraph"/>
+        <w:numPr>
+          <w:ilvl w:val="0"/>
+          <w:numId w:val="1"/>
+        </w:numPr>
+        <w:spacing w:after="60"/>
+      </w:pPr>
+      <w:r>
+        <w:t xml:space="preserve">Genuine LED/premium-lighting content-per-vehicle tailwind, outgrowing auto-ancillary industry median revenue CAGR -- LED now 61% of revenue</w:t>
+      </w:r>
+    </w:p>
+    <w:p>
+      <w:pPr>
+        <w:pStyle w:val="ListParagraph"/>
+        <w:numPr>
+          <w:ilvl w:val="0"/>
+          <w:numId w:val="1"/>
+        </w:numPr>
+        <w:spacing w:after="60"/>
+      </w:pPr>
+      <w:r>
+        <w:t xml:space="preserve">Entrenched Tier-1 relationships with major OEMs (Maruti, Tata, M&amp;M, Honda, Yamaha) via the Stanley Electric JV - real switching-cost moat, with new Tata/Mahindra order wins adding breadth</w:t>
+      </w:r>
+    </w:p>
+    <w:p>
+      <w:pPr>
+        <w:pStyle w:val="ListParagraph"/>
+        <w:numPr>
+          <w:ilvl w:val="0"/>
+          <w:numId w:val="1"/>
+        </w:numPr>
+        <w:spacing w:after="60"/>
+      </w:pPr>
+      <w:r>
+        <w:t xml:space="preserve">Clean 4/4-year Coffee-Can track record (FY22-25 each cleared &gt;=10% revenue growth and &gt;=15% ROCE) even through a heavy capex phase</w:t>
+      </w:r>
+    </w:p>
+    <w:p>
+      <w:pPr>
+        <w:pStyle w:val="ListParagraph"/>
+        <w:numPr>
+          <w:ilvl w:val="0"/>
+          <w:numId w:val="1"/>
+        </w:numPr>
+        <w:spacing w:after="60"/>
+      </w:pPr>
+      <w:r>
+        <w:t xml:space="preserve">High promoter holding (75%, flat, no pledge); valuation has compressed somewhat (~26.6x vs ~32.6x cited pre-dive) as EPS growth caught up</w:t>
+      </w:r>
+    </w:p>
+    <w:p>
+      <w:pPr>
+        <w:pStyle w:val="Heading1"/>
+        <w:spacing w:after="120" w:before="280"/>
+      </w:pPr>
+      <w:r>
+        <w:t xml:space="preserve">Bear Case / Key Risks</w:t>
+      </w:r>
+    </w:p>
+    <w:p>
+      <w:pPr>
+        <w:pStyle w:val="ListParagraph"/>
+        <w:numPr>
+          <w:ilvl w:val="0"/>
+          <w:numId w:val="1"/>
+        </w:numPr>
+        <w:spacing w:after="60"/>
+      </w:pPr>
+      <w:r>
+        <w:t xml:space="preserve">Valuation still full at ~26.6x trailing P/E - limited margin of safety even after some compression</w:t>
+      </w:r>
+    </w:p>
+    <w:p>
+      <w:pPr>
+        <w:pStyle w:val="ListParagraph"/>
+        <w:numPr>
+          <w:ilvl w:val="0"/>
+          <w:numId w:val="1"/>
+        </w:numPr>
+        <w:spacing w:after="60"/>
+      </w:pPr>
+      <w:r>
+        <w:t xml:space="preserve">Rising leverage: borrowings nearly quadrupled from Rs 401 Cr (FY22) to Rs 973 Cr (FY26) funding the Bangalore capacity build -- a real, growing balance-sheet commitment, not yet self-funded from internal accruals</w:t>
+      </w:r>
+    </w:p>
+    <w:p>
+      <w:pPr>
+        <w:pStyle w:val="ListParagraph"/>
+        <w:numPr>
+          <w:ilvl w:val="0"/>
+          <w:numId w:val="1"/>
+        </w:numPr>
+        <w:spacing w:after="60"/>
+      </w:pPr>
+      <w:r>
+        <w:t xml:space="preserve">Management itself flagged that recent margin strength was partly 'exceptional tooling profitability,' not a clean run-rate -- the 12-13% EBITDA margin target is 2 years out and unconfirmed</w:t>
+      </w:r>
+    </w:p>
+    <w:p>
+      <w:pPr>
+        <w:pStyle w:val="ListParagraph"/>
+        <w:numPr>
+          <w:ilvl w:val="0"/>
+          <w:numId w:val="1"/>
+        </w:numPr>
+        <w:spacing w:after="60"/>
+      </w:pPr>
+      <w:r>
+        <w:t xml:space="preserve">Real customer concentration: top-8 customers ~85% of revenue, Mahindra + Maruti together roughly half the business -- platform delays or share loss at either would have an outsized impact</w:t>
+      </w:r>
+    </w:p>
+    <w:p>
+      <w:pPr>
+        <w:pStyle w:val="ListParagraph"/>
+        <w:numPr>
+          <w:ilvl w:val="0"/>
+          <w:numId w:val="1"/>
+        </w:numPr>
+        <w:spacing w:after="60"/>
+      </w:pPr>
+      <w:r>
+        <w:t xml:space="preserve">No named structural/management inflection beyond the LED mix-shift already priced in - this is accelerating share-gain in a premiumisation cycle, not a new catalyst; auto-ancillary remains cyclical and OEM-order dependent</w:t>
+      </w:r>
+    </w:p>
+    <w:p>
+      <w:pPr>
+        <w:pStyle w:val="Heading1"/>
+        <w:spacing w:after="120" w:before="280"/>
+      </w:pPr>
+      <w:r>
         <w:t xml:space="preserve">Market-Cap Tier (informational — not a gate in this project)</w:t>
       </w:r>
     </w:p>
@@ -466,7 +2696,7 @@
           <w:b/>
           <w:bCs/>
         </w:rPr>
-        <w:t xml:space="preserve">Small/Mid-cap (~Rs 5,700-5,750 Cr)</w:t>
+        <w:t xml:space="preserve">Small/Mid-cap (~Rs 5,350 Cr)</w:t>
       </w:r>
     </w:p>
     <w:p>
@@ -517,7 +2747,7 @@
           <w:sz w:val="20"/>
           <w:szCs w:val="20"/>
         </w:rPr>
-        <w:t xml:space="preserve">LED/premium-lighting content-per-vehicle tailwind and Stanley Electric JV support tailwind/moat; TAM is a maturing penetration story rather than a fresh one; valuation is full at ~32.6x trailing P/E.</w:t>
+        <w:t xml:space="preserve">LED/premium-lighting content-per-vehicle tailwind (61% of revenue) and Stanley Electric JV support tailwind/moat; TAM is a maturing penetration story rather than a fresh one; valuation is full at ~26.6x trailing P/E (down from ~32.6x cited pre-dive as EPS growth caught up).</w:t>
       </w:r>
     </w:p>
     <w:p>
@@ -540,33 +2770,46 @@
           <w:sz w:val="24"/>
           <w:szCs w:val="24"/>
         </w:rPr>
-        <w:t xml:space="preserve">Solid LED-lighting content-per-vehicle beneficiary with strong revenue growth, but valuation is already full (~32.6x P/E) and no named structural inflection was found - thesis_fit 'neither', conviction Medium.</w:t>
-      </w:r>
-    </w:p>
-    <w:p>
-      <w:pPr>
-        <w:pStyle w:val="ListParagraph"/>
-        <w:numPr>
-          <w:ilvl w:val="0"/>
-          <w:numId w:val="1"/>
-        </w:numPr>
-        <w:spacing w:after="60"/>
-      </w:pPr>
-      <w:r>
-        <w:t xml:space="preserve">four_box = 3.0 (tailwind yes - LED/premium content-per-vehicle; tam weak - mature lighting-penetration story; moat yes - Stanley Electric JV + entrenched OEM relationships; valuation weak - ~32.6x trailing P/E). Score permits a 10x/100x label but the growth math (mid-20s% revenue CAGR at an already-rerated valuation) does not genuinely support a literal 10x-in-2-3-years or 100x-in-10-years case - thesis_fit kept at 'neither' (analyst_override).</w:t>
-      </w:r>
-    </w:p>
-    <w:p>
-      <w:pPr>
-        <w:pStyle w:val="ListParagraph"/>
-        <w:numPr>
-          <w:ilvl w:val="0"/>
-          <w:numId w:val="1"/>
-        </w:numPr>
-        <w:spacing w:after="60"/>
-      </w:pPr>
-      <w:r>
-        <w:t xml:space="preserve">No named management/structural inflection identified - fast web-only write-up per the fast-triage rule, no forum deep-dive.</w:t>
+        <w:t xml:space="preserve">Order-book-backed LED-lighting content-per-vehicle beneficiary with accelerating, filings-confirmed growth and a clean 4/4-year Coffee-Can record, but valuation remains full, leverage is rising to fund capacity, and management's own margin caveat tempers the recent beat - thesis_fit 'neither', conviction Medium.</w:t>
+      </w:r>
+    </w:p>
+    <w:p>
+      <w:pPr>
+        <w:pStyle w:val="ListParagraph"/>
+        <w:numPr>
+          <w:ilvl w:val="0"/>
+          <w:numId w:val="1"/>
+        </w:numPr>
+        <w:spacing w:after="60"/>
+      </w:pPr>
+      <w:r>
+        <w:t xml:space="preserve">four_box = 3.0 (tailwind yes - LED/premium content-per-vehicle, now 61% of revenue; tam weak - mature lighting-penetration story; moat yes - Stanley Electric JV + entrenched OEM relationships; valuation weak - ~26.6x trailing P/E, still full despite some compression). Score permits a 10x/100x label but the growth math (mid-20s% revenue CAGR at an already-rerated valuation, for a company already at ~Rs 5,350 Cr market cap) does not genuinely support a literal 10x-in-2-3-years case - thesis_fit kept at 'neither' (analyst_override).</w:t>
+      </w:r>
+    </w:p>
+    <w:p>
+      <w:pPr>
+        <w:pStyle w:val="ListParagraph"/>
+        <w:numPr>
+          <w:ilvl w:val="0"/>
+          <w:numId w:val="1"/>
+        </w:numPr>
+        <w:spacing w:after="60"/>
+      </w:pPr>
+      <w:r>
+        <w:t xml:space="preserve">2026-09-17 deep-dive pass 1: confirms genuine order-book-backed acceleration (Rs 2,200 Cr order book, 88% LED; Q1 FY27 revenue +32.6%/PAT +41.2% YoY) and a clean 4/4-year Coffee-Can track record even through a heavy capex phase. Also surfaces two new caveats the fast pass missed: borrowings have nearly quadrupled since FY22 (Rs 401 Cr -&gt; Rs 973 Cr) funding the Bangalore facility, and management itself attributed part of the recent margin beat to 'exceptional tooling profitability' rather than a clean run-rate.</w:t>
+      </w:r>
+    </w:p>
+    <w:p>
+      <w:pPr>
+        <w:pStyle w:val="ListParagraph"/>
+        <w:numPr>
+          <w:ilvl w:val="0"/>
+          <w:numId w:val="1"/>
+        </w:numPr>
+        <w:spacing w:after="60"/>
+      </w:pPr>
+      <w:r>
+        <w:t xml:space="preserve">Conviction held at Medium: the stronger-than-expected order book and growth trajectory are offset by rising leverage, a management-flagged margin-sustainability caveat, and real customer concentration (top-8 ~85% of revenue, Mahindra+Maruti roughly half) - net effect on conviction is a wash versus the pre-dive fast-triage read.</w:t>
       </w:r>
     </w:p>
     <w:p>
